--- a/CV/agentCV_20260803.docx
+++ b/CV/agentCV_20260803.docx
@@ -39,7 +39,7 @@
     <w:p>
       <w:pPr>
         <w:rPr>
-          <w:rFonts w:ascii="Tahoma" w:hAnsi="Tahoma" w:cs="Tahoma" w:hint="eastAsia"/>
+          <w:rFonts w:ascii="Tahoma" w:hAnsi="Tahoma" w:cs="Tahoma"/>
           <w:szCs w:val="21"/>
         </w:rPr>
       </w:pPr>
@@ -143,21 +143,24 @@
       <w:r>
         <w:rPr>
           <w:rFonts w:ascii="Tahoma" w:hAnsi="Tahoma" w:cs="Tahoma"/>
-          <w:szCs w:val="21"/>
+          <w:sz w:val="18"/>
+          <w:szCs w:val="18"/>
         </w:rPr>
         <w:t>高性能计算与数据科学</w:t>
       </w:r>
       <w:r>
         <w:rPr>
           <w:rFonts w:ascii="Tahoma" w:hAnsi="Tahoma" w:cs="Tahoma"/>
-          <w:szCs w:val="21"/>
+          <w:sz w:val="18"/>
+          <w:szCs w:val="18"/>
         </w:rPr>
         <w:t xml:space="preserve"> </w:t>
       </w:r>
       <w:r>
         <w:rPr>
           <w:rFonts w:ascii="Tahoma" w:hAnsi="Tahoma" w:cs="Tahoma"/>
-          <w:szCs w:val="21"/>
+          <w:sz w:val="18"/>
+          <w:szCs w:val="18"/>
         </w:rPr>
         <w:t>硕士</w:t>
       </w:r>
@@ -171,21 +174,24 @@
       <w:r>
         <w:rPr>
           <w:rFonts w:ascii="Tahoma" w:hAnsi="Tahoma" w:cs="Tahoma"/>
-          <w:szCs w:val="21"/>
+          <w:sz w:val="18"/>
+          <w:szCs w:val="18"/>
         </w:rPr>
         <w:t>课程与毕业论文</w:t>
       </w:r>
       <w:r>
         <w:rPr>
           <w:rFonts w:ascii="Tahoma" w:hAnsi="Tahoma" w:cs="Tahoma"/>
-          <w:szCs w:val="21"/>
+          <w:sz w:val="18"/>
+          <w:szCs w:val="18"/>
         </w:rPr>
         <w:t xml:space="preserve"> 2026.08 </w:t>
       </w:r>
       <w:r>
         <w:rPr>
           <w:rFonts w:ascii="Tahoma" w:hAnsi="Tahoma" w:cs="Tahoma"/>
-          <w:szCs w:val="21"/>
+          <w:sz w:val="18"/>
+          <w:szCs w:val="18"/>
         </w:rPr>
         <w:t>完成｜</w:t>
       </w:r>
@@ -194,7 +200,8 @@
           <w:rFonts w:ascii="Tahoma" w:hAnsi="Tahoma" w:cs="Tahoma"/>
           <w:b/>
           <w:bCs/>
-          <w:szCs w:val="21"/>
+          <w:sz w:val="18"/>
+          <w:szCs w:val="18"/>
         </w:rPr>
         <w:t>可入</w:t>
       </w:r>
@@ -204,7 +211,8 @@
           <w:rFonts w:ascii="Tahoma" w:hAnsi="Tahoma" w:cs="Tahoma"/>
           <w:b/>
           <w:bCs/>
-          <w:szCs w:val="21"/>
+          <w:sz w:val="18"/>
+          <w:szCs w:val="18"/>
         </w:rPr>
         <w:t>职时间</w:t>
       </w:r>
@@ -214,51 +222,61 @@
           <w:rFonts w:ascii="Tahoma" w:hAnsi="Tahoma" w:cs="Tahoma"/>
           <w:b/>
           <w:bCs/>
-          <w:szCs w:val="21"/>
+          <w:sz w:val="18"/>
+          <w:szCs w:val="18"/>
         </w:rPr>
         <w:t xml:space="preserve"> 2026.09.01</w:t>
       </w:r>
       <w:r>
         <w:rPr>
           <w:rFonts w:ascii="Tahoma" w:hAnsi="Tahoma" w:cs="Tahoma"/>
-          <w:szCs w:val="21"/>
+          <w:sz w:val="18"/>
+          <w:szCs w:val="18"/>
         </w:rPr>
         <w:t>｜学位证书</w:t>
       </w:r>
       <w:r>
         <w:rPr>
           <w:rFonts w:ascii="Tahoma" w:hAnsi="Tahoma" w:cs="Tahoma"/>
-          <w:szCs w:val="21"/>
+          <w:sz w:val="18"/>
+          <w:szCs w:val="18"/>
         </w:rPr>
         <w:t xml:space="preserve"> 2026.1</w:t>
       </w:r>
       <w:r>
         <w:rPr>
           <w:rFonts w:ascii="Tahoma" w:hAnsi="Tahoma" w:cs="Tahoma" w:hint="eastAsia"/>
-          <w:szCs w:val="21"/>
+          <w:sz w:val="18"/>
+          <w:szCs w:val="18"/>
         </w:rPr>
         <w:t>2</w:t>
       </w:r>
       <w:r>
         <w:rPr>
           <w:rFonts w:ascii="Tahoma" w:hAnsi="Tahoma" w:cs="Tahoma"/>
-          <w:szCs w:val="21"/>
+          <w:sz w:val="18"/>
+          <w:szCs w:val="18"/>
         </w:rPr>
         <w:t xml:space="preserve"> </w:t>
       </w:r>
       <w:r>
         <w:rPr>
           <w:rFonts w:ascii="Tahoma" w:hAnsi="Tahoma" w:cs="Tahoma"/>
-          <w:szCs w:val="21"/>
+          <w:sz w:val="18"/>
+          <w:szCs w:val="18"/>
         </w:rPr>
         <w:t>获得</w:t>
       </w:r>
     </w:p>
     <w:p>
       <w:pPr>
-        <w:rPr>
-          <w:rFonts w:ascii="Tahoma" w:hAnsi="Tahoma" w:cs="Tahoma"/>
-          <w:szCs w:val="21"/>
+        <w:pBdr>
+          <w:bottom w:val="single" w:sz="6" w:space="1" w:color="auto"/>
+        </w:pBdr>
+        <w:rPr>
+          <w:rFonts w:ascii="Tahoma" w:hAnsi="Tahoma" w:cs="Tahoma"/>
+          <w:sz w:val="18"/>
+          <w:szCs w:val="18"/>
         </w:rPr>
       </w:pPr>
       <w:r>
@@ -312,35 +330,40 @@
       <w:r>
         <w:rPr>
           <w:rFonts w:ascii="Tahoma" w:hAnsi="Tahoma" w:cs="Tahoma"/>
-          <w:szCs w:val="21"/>
+          <w:sz w:val="18"/>
+          <w:szCs w:val="18"/>
         </w:rPr>
         <w:t>计算机科学</w:t>
       </w:r>
       <w:r>
         <w:rPr>
           <w:rFonts w:ascii="Tahoma" w:hAnsi="Tahoma" w:cs="Tahoma"/>
-          <w:szCs w:val="21"/>
+          <w:sz w:val="18"/>
+          <w:szCs w:val="18"/>
         </w:rPr>
         <w:t xml:space="preserve"> </w:t>
       </w:r>
       <w:r>
         <w:rPr>
           <w:rFonts w:ascii="Tahoma" w:hAnsi="Tahoma" w:cs="Tahoma"/>
-          <w:szCs w:val="21"/>
+          <w:sz w:val="18"/>
+          <w:szCs w:val="18"/>
         </w:rPr>
         <w:t>本科，西交利物浦大学</w:t>
       </w:r>
       <w:r>
         <w:rPr>
           <w:rFonts w:ascii="Tahoma" w:hAnsi="Tahoma" w:cs="Tahoma"/>
-          <w:szCs w:val="21"/>
+          <w:sz w:val="18"/>
+          <w:szCs w:val="18"/>
         </w:rPr>
         <w:t xml:space="preserve"> 2+2 </w:t>
       </w:r>
       <w:r>
         <w:rPr>
           <w:rFonts w:ascii="Tahoma" w:hAnsi="Tahoma" w:cs="Tahoma"/>
-          <w:szCs w:val="21"/>
+          <w:sz w:val="18"/>
+          <w:szCs w:val="18"/>
         </w:rPr>
         <w:t>项目，一等荣誉学位</w:t>
       </w:r>
@@ -349,29 +372,12 @@
       <w:pPr>
         <w:rPr>
           <w:rFonts w:ascii="Tahoma" w:hAnsi="Tahoma" w:cs="Tahoma"/>
-          <w:szCs w:val="21"/>
-        </w:rPr>
-      </w:pPr>
-      <w:r>
-        <w:rPr>
-          <w:rFonts w:ascii="Tahoma" w:hAnsi="Tahoma" w:cs="Tahoma"/>
-          <w:szCs w:val="21"/>
-        </w:rPr>
-        <w:pict w14:anchorId="768CA768">
-          <v:rect id="_x0000_i1025" style="width:0;height:1.5pt" o:hralign="center" o:hrstd="t" o:hr="t" fillcolor="#a0a0a0" stroked="f"/>
-        </w:pict>
-      </w:r>
-      <w:bookmarkEnd w:id="0"/>
-      <w:r>
-        <w:rPr>
-          <w:rFonts w:ascii="Tahoma" w:hAnsi="Tahoma" w:cs="Tahoma" w:hint="eastAsia"/>
           <w:b/>
           <w:bCs/>
           <w:sz w:val="24"/>
           <w:szCs w:val="24"/>
         </w:rPr>
-        <w:t>项目经历：</w:t>
-      </w:r>
+      </w:pPr>
       <w:r>
         <w:rPr>
           <w:rFonts w:ascii="Tahoma" w:hAnsi="Tahoma" w:cs="Tahoma"/>
@@ -380,121 +386,1050 @@
           <w:sz w:val="24"/>
           <w:szCs w:val="24"/>
         </w:rPr>
-        <w:br/>
-      </w:r>
-      <w:r>
-        <w:rPr>
-          <w:rFonts w:ascii="Tahoma" w:hAnsi="Tahoma" w:cs="Tahoma"/>
-          <w:b/>
-          <w:bCs/>
-          <w:sz w:val="19"/>
-        </w:rPr>
-        <w:t>面向</w:t>
-      </w:r>
-      <w:r>
-        <w:rPr>
-          <w:rFonts w:ascii="Tahoma" w:hAnsi="Tahoma" w:cs="Tahoma"/>
-          <w:b/>
-          <w:bCs/>
-          <w:sz w:val="19"/>
-        </w:rPr>
-        <w:t xml:space="preserve"> HPC Benchmark </w:t>
-      </w:r>
-      <w:r>
-        <w:rPr>
-          <w:rFonts w:ascii="Tahoma" w:hAnsi="Tahoma" w:cs="Tahoma"/>
-          <w:b/>
-          <w:bCs/>
-          <w:sz w:val="19"/>
-        </w:rPr>
-        <w:t>的</w:t>
-      </w:r>
-      <w:r>
-        <w:rPr>
-          <w:rFonts w:ascii="Tahoma" w:hAnsi="Tahoma" w:cs="Tahoma"/>
-          <w:b/>
-          <w:bCs/>
-          <w:sz w:val="19"/>
-        </w:rPr>
-        <w:t xml:space="preserve"> Agent </w:t>
-      </w:r>
-      <w:r>
-        <w:rPr>
-          <w:rFonts w:ascii="Tahoma" w:hAnsi="Tahoma" w:cs="Tahoma"/>
-          <w:b/>
-          <w:bCs/>
-          <w:sz w:val="19"/>
-        </w:rPr>
-        <w:t>式性能分析系统（</w:t>
-      </w:r>
-      <w:r>
-        <w:rPr>
-          <w:rFonts w:ascii="Tahoma" w:hAnsi="Tahoma" w:cs="Tahoma"/>
-          <w:b/>
-          <w:bCs/>
-          <w:sz w:val="19"/>
-        </w:rPr>
-        <w:t xml:space="preserve">GitHub </w:t>
-      </w:r>
-      <w:r>
-        <w:rPr>
-          <w:rFonts w:ascii="Tahoma" w:hAnsi="Tahoma" w:cs="Tahoma"/>
-          <w:b/>
-          <w:bCs/>
-          <w:sz w:val="19"/>
-        </w:rPr>
-        <w:t>开源、可复现）</w:t>
+        <w:t>技术能力</w:t>
       </w:r>
     </w:p>
     <w:p>
       <w:pPr>
         <w:rPr>
           <w:rFonts w:ascii="Tahoma" w:hAnsi="Tahoma" w:cs="Tahoma"/>
-          <w:sz w:val="19"/>
-        </w:rPr>
-      </w:pPr>
-      <w:r>
-        <w:rPr>
-          <w:rFonts w:ascii="Tahoma" w:hAnsi="Tahoma" w:cs="Tahoma"/>
-          <w:b/>
-          <w:bCs/>
-          <w:sz w:val="19"/>
-        </w:rPr>
-        <w:t xml:space="preserve">项目描述：</w:t>
-      </w:r>
-      <w:r>
-        <w:rPr>
-          <w:rFonts w:ascii="Tahoma" w:hAnsi="Tahoma" w:cs="Tahoma"/>
-          <w:sz w:val="19"/>
-        </w:rPr>
-        <w:t xml:space="preserve">基于真实 ARCHER2 超算上的 PETSc benchmark 数据构建“确定性工具 + 可评测路由”的 Agent 式性能分析系统：结果结构化为 SQLite，分析任务封装为确定性工具，中文规则 router 作为可验证 baseline；接入 LLM function calling router 后用自建 30 问五类中文评测集对两者打分——规则 83.3%、LLM 100%，消融实验定位分数主要来源为 system prompt 而非模型本身。（数据侧：100 万未知数下单核 245.7s → 128 核 3.866s，并行效率 49.7%）开源：</w:t>
-      </w:r>
-      <w:r>
-        <w:rPr>
-          <w:rStyle w:val="af2"/>
-          <w:rFonts w:ascii="Tahoma" w:hAnsi="Tahoma" w:cs="Tahoma"/>
-          <w:sz w:val="19"/>
-        </w:rPr>
-        <w:t xml:space="preserve">github.com/leyancode/hpc-benchmark-agent</w:t>
+          <w:szCs w:val="21"/>
+        </w:rPr>
+      </w:pPr>
+      <w:r>
+        <w:rPr>
+          <w:rFonts w:ascii="Tahoma" w:hAnsi="Tahoma" w:cs="Tahoma"/>
+          <w:b/>
+          <w:bCs/>
+          <w:szCs w:val="21"/>
+        </w:rPr>
+        <w:t>编程与工程</w:t>
+      </w:r>
+      <w:r>
+        <w:rPr>
+          <w:rFonts w:ascii="Tahoma" w:hAnsi="Tahoma" w:cs="Tahoma"/>
+          <w:szCs w:val="21"/>
+        </w:rPr>
+        <w:t>：</w:t>
+      </w:r>
+      <w:r>
+        <w:rPr>
+          <w:rFonts w:ascii="Tahoma" w:hAnsi="Tahoma" w:cs="Tahoma"/>
+          <w:szCs w:val="21"/>
+        </w:rPr>
+        <w:t>Python</w:t>
+      </w:r>
+      <w:r>
+        <w:rPr>
+          <w:rFonts w:ascii="Tahoma" w:hAnsi="Tahoma" w:cs="Tahoma"/>
+          <w:szCs w:val="21"/>
+        </w:rPr>
+        <w:t>、</w:t>
+      </w:r>
+      <w:r>
+        <w:rPr>
+          <w:rFonts w:ascii="Tahoma" w:hAnsi="Tahoma" w:cs="Tahoma"/>
+          <w:szCs w:val="21"/>
+        </w:rPr>
+        <w:t>C/C++</w:t>
+      </w:r>
+      <w:r>
+        <w:rPr>
+          <w:rFonts w:ascii="Tahoma" w:hAnsi="Tahoma" w:cs="Tahoma"/>
+          <w:szCs w:val="21"/>
+        </w:rPr>
+        <w:t>、</w:t>
+      </w:r>
+      <w:r>
+        <w:rPr>
+          <w:rFonts w:ascii="Tahoma" w:hAnsi="Tahoma" w:cs="Tahoma"/>
+          <w:szCs w:val="21"/>
+        </w:rPr>
+        <w:t>SQL</w:t>
+      </w:r>
+      <w:r>
+        <w:rPr>
+          <w:rFonts w:ascii="Tahoma" w:hAnsi="Tahoma" w:cs="Tahoma"/>
+          <w:szCs w:val="21"/>
+        </w:rPr>
+        <w:t>；</w:t>
+      </w:r>
+      <w:r>
+        <w:rPr>
+          <w:rFonts w:ascii="Tahoma" w:hAnsi="Tahoma" w:cs="Tahoma"/>
+          <w:szCs w:val="21"/>
+        </w:rPr>
+        <w:t>Linux</w:t>
+      </w:r>
+      <w:r>
+        <w:rPr>
+          <w:rFonts w:ascii="Tahoma" w:hAnsi="Tahoma" w:cs="Tahoma"/>
+          <w:szCs w:val="21"/>
+        </w:rPr>
+        <w:t>、</w:t>
+      </w:r>
+      <w:r>
+        <w:rPr>
+          <w:rFonts w:ascii="Tahoma" w:hAnsi="Tahoma" w:cs="Tahoma"/>
+          <w:szCs w:val="21"/>
+        </w:rPr>
+        <w:t>Bash</w:t>
+      </w:r>
+      <w:r>
+        <w:rPr>
+          <w:rFonts w:ascii="Tahoma" w:hAnsi="Tahoma" w:cs="Tahoma"/>
+          <w:szCs w:val="21"/>
+        </w:rPr>
+        <w:t>、</w:t>
+      </w:r>
+      <w:r>
+        <w:rPr>
+          <w:rFonts w:ascii="Tahoma" w:hAnsi="Tahoma" w:cs="Tahoma"/>
+          <w:szCs w:val="21"/>
+        </w:rPr>
+        <w:t>Git</w:t>
+      </w:r>
+      <w:r>
+        <w:rPr>
+          <w:rFonts w:ascii="Tahoma" w:hAnsi="Tahoma" w:cs="Tahoma"/>
+          <w:szCs w:val="21"/>
+        </w:rPr>
+        <w:t>、</w:t>
+      </w:r>
+      <w:r>
+        <w:rPr>
+          <w:rFonts w:ascii="Tahoma" w:hAnsi="Tahoma" w:cs="Tahoma"/>
+          <w:szCs w:val="21"/>
+        </w:rPr>
+        <w:t>pytest</w:t>
+      </w:r>
+      <w:r>
+        <w:rPr>
+          <w:rFonts w:ascii="Tahoma" w:hAnsi="Tahoma" w:cs="Tahoma"/>
+          <w:szCs w:val="21"/>
+        </w:rPr>
+        <w:t>，了解</w:t>
+      </w:r>
+      <w:r>
+        <w:rPr>
+          <w:rFonts w:ascii="Tahoma" w:hAnsi="Tahoma" w:cs="Tahoma"/>
+          <w:szCs w:val="21"/>
+        </w:rPr>
+        <w:t xml:space="preserve"> Docker</w:t>
+      </w:r>
+      <w:r>
+        <w:rPr>
+          <w:rFonts w:ascii="Tahoma" w:hAnsi="Tahoma" w:cs="Tahoma"/>
+          <w:szCs w:val="21"/>
+        </w:rPr>
+        <w:t>；具备用自动化脚本管理实验并构建可复现流程的经验。</w:t>
       </w:r>
     </w:p>
     <w:p>
       <w:pPr>
         <w:rPr>
           <w:rFonts w:ascii="Tahoma" w:hAnsi="Tahoma" w:cs="Tahoma"/>
-          <w:b/>
-          <w:bCs/>
-          <w:sz w:val="19"/>
-        </w:rPr>
-      </w:pPr>
-      <w:r>
-        <w:rPr>
-          <w:rFonts w:ascii="Tahoma" w:hAnsi="Tahoma" w:cs="Tahoma"/>
-          <w:b/>
-          <w:bCs/>
-          <w:sz w:val="19"/>
-        </w:rPr>
-        <w:t xml:space="preserve">技术栈：Python、SQLite、pytest、FastAPI、OpenAI SDK、PETSc、MPI、OpenMP、Slurm、Linux</w:t>
+          <w:szCs w:val="21"/>
+        </w:rPr>
+      </w:pPr>
+      <w:r>
+        <w:rPr>
+          <w:rFonts w:ascii="Tahoma" w:hAnsi="Tahoma" w:cs="Tahoma"/>
+          <w:b/>
+          <w:bCs/>
+          <w:szCs w:val="21"/>
+        </w:rPr>
+        <w:t xml:space="preserve">AI Agent </w:t>
+      </w:r>
+      <w:r>
+        <w:rPr>
+          <w:rFonts w:ascii="Tahoma" w:hAnsi="Tahoma" w:cs="Tahoma"/>
+          <w:b/>
+          <w:bCs/>
+          <w:szCs w:val="21"/>
+        </w:rPr>
+        <w:t>与</w:t>
+      </w:r>
+      <w:r>
+        <w:rPr>
+          <w:rFonts w:ascii="Tahoma" w:hAnsi="Tahoma" w:cs="Tahoma"/>
+          <w:b/>
+          <w:bCs/>
+          <w:szCs w:val="21"/>
+        </w:rPr>
+        <w:t xml:space="preserve"> LLM </w:t>
+      </w:r>
+      <w:r>
+        <w:rPr>
+          <w:rFonts w:ascii="Tahoma" w:hAnsi="Tahoma" w:cs="Tahoma"/>
+          <w:b/>
+          <w:bCs/>
+          <w:szCs w:val="21"/>
+        </w:rPr>
+        <w:t>应用</w:t>
+      </w:r>
+      <w:r>
+        <w:rPr>
+          <w:rFonts w:ascii="Tahoma" w:hAnsi="Tahoma" w:cs="Tahoma"/>
+          <w:szCs w:val="21"/>
+        </w:rPr>
+        <w:t>：了解</w:t>
+      </w:r>
+      <w:r>
+        <w:rPr>
+          <w:rFonts w:ascii="Tahoma" w:hAnsi="Tahoma" w:cs="Tahoma"/>
+          <w:szCs w:val="21"/>
+        </w:rPr>
+        <w:t xml:space="preserve"> Agent </w:t>
+      </w:r>
+      <w:r>
+        <w:rPr>
+          <w:rFonts w:ascii="Tahoma" w:hAnsi="Tahoma" w:cs="Tahoma"/>
+          <w:szCs w:val="21"/>
+        </w:rPr>
+        <w:t>常见架构、</w:t>
+      </w:r>
+      <w:r>
+        <w:rPr>
+          <w:rFonts w:ascii="Tahoma" w:hAnsi="Tahoma" w:cs="Tahoma"/>
+          <w:szCs w:val="21"/>
+        </w:rPr>
+        <w:t>prompt engineering</w:t>
+      </w:r>
+      <w:r>
+        <w:rPr>
+          <w:rFonts w:ascii="Tahoma" w:hAnsi="Tahoma" w:cs="Tahoma"/>
+          <w:szCs w:val="21"/>
+        </w:rPr>
+        <w:t>、记忆与多轮对话状态管理；了解向量检索路线（文本切分、</w:t>
+      </w:r>
+      <w:r>
+        <w:rPr>
+          <w:rFonts w:ascii="Tahoma" w:hAnsi="Tahoma" w:cs="Tahoma"/>
+          <w:szCs w:val="21"/>
+        </w:rPr>
+        <w:t>embedding</w:t>
+      </w:r>
+      <w:r>
+        <w:rPr>
+          <w:rFonts w:ascii="Tahoma" w:hAnsi="Tahoma" w:cs="Tahoma"/>
+          <w:szCs w:val="21"/>
+        </w:rPr>
+        <w:t>、</w:t>
+      </w:r>
+      <w:r>
+        <w:rPr>
+          <w:rFonts w:ascii="Tahoma" w:hAnsi="Tahoma" w:cs="Tahoma"/>
+          <w:szCs w:val="21"/>
+        </w:rPr>
+        <w:t>FAISS / Chroma</w:t>
+      </w:r>
+      <w:r>
+        <w:rPr>
+          <w:rFonts w:ascii="Tahoma" w:hAnsi="Tahoma" w:cs="Tahoma"/>
+          <w:szCs w:val="21"/>
+        </w:rPr>
+        <w:t>、</w:t>
+      </w:r>
+      <w:r>
+        <w:rPr>
+          <w:rFonts w:ascii="Tahoma" w:hAnsi="Tahoma" w:cs="Tahoma"/>
+          <w:szCs w:val="21"/>
+        </w:rPr>
+        <w:t xml:space="preserve">top-k </w:t>
+      </w:r>
+      <w:r>
+        <w:rPr>
+          <w:rFonts w:ascii="Tahoma" w:hAnsi="Tahoma" w:cs="Tahoma"/>
+          <w:szCs w:val="21"/>
+        </w:rPr>
+        <w:t>语义检索）及其与词法检索在可解释性与同义词召回上的取舍。</w:t>
+      </w:r>
+    </w:p>
+    <w:p>
+      <w:pPr>
+        <w:rPr>
+          <w:rFonts w:ascii="Tahoma" w:hAnsi="Tahoma" w:cs="Tahoma"/>
+          <w:szCs w:val="21"/>
+        </w:rPr>
+      </w:pPr>
+      <w:r>
+        <w:rPr>
+          <w:rFonts w:ascii="Tahoma" w:hAnsi="Tahoma" w:cs="Tahoma"/>
+          <w:b/>
+          <w:bCs/>
+          <w:szCs w:val="21"/>
+        </w:rPr>
+        <w:t>后端与数据库</w:t>
+      </w:r>
+      <w:r>
+        <w:rPr>
+          <w:rFonts w:ascii="Tahoma" w:hAnsi="Tahoma" w:cs="Tahoma"/>
+          <w:szCs w:val="21"/>
+        </w:rPr>
+        <w:t>：了解</w:t>
+      </w:r>
+      <w:r>
+        <w:rPr>
+          <w:rFonts w:ascii="Tahoma" w:hAnsi="Tahoma" w:cs="Tahoma"/>
+          <w:szCs w:val="21"/>
+        </w:rPr>
+        <w:t xml:space="preserve"> REST / HTTP</w:t>
+      </w:r>
+      <w:r>
+        <w:rPr>
+          <w:rFonts w:ascii="Tahoma" w:hAnsi="Tahoma" w:cs="Tahoma"/>
+          <w:szCs w:val="21"/>
+        </w:rPr>
+        <w:t>、限流、幂等性与可观测性；</w:t>
+      </w:r>
+      <w:r>
+        <w:rPr>
+          <w:rFonts w:ascii="Tahoma" w:hAnsi="Tahoma" w:cs="Tahoma"/>
+          <w:szCs w:val="21"/>
+        </w:rPr>
+        <w:t xml:space="preserve">SQLite / MySQL </w:t>
+      </w:r>
+      <w:r>
+        <w:rPr>
+          <w:rFonts w:ascii="Tahoma" w:hAnsi="Tahoma" w:cs="Tahoma"/>
+          <w:szCs w:val="21"/>
+        </w:rPr>
+        <w:t>的索引、事务与查询优化；了解</w:t>
+      </w:r>
+      <w:r>
+        <w:rPr>
+          <w:rFonts w:ascii="Tahoma" w:hAnsi="Tahoma" w:cs="Tahoma"/>
+          <w:szCs w:val="21"/>
+        </w:rPr>
+        <w:t xml:space="preserve"> Redis </w:t>
+      </w:r>
+      <w:r>
+        <w:rPr>
+          <w:rFonts w:ascii="Tahoma" w:hAnsi="Tahoma" w:cs="Tahoma"/>
+          <w:szCs w:val="21"/>
+        </w:rPr>
+        <w:t>缓存场景与</w:t>
+      </w:r>
+      <w:r>
+        <w:rPr>
+          <w:rFonts w:ascii="Tahoma" w:hAnsi="Tahoma" w:cs="Tahoma"/>
+          <w:szCs w:val="21"/>
+        </w:rPr>
+        <w:t xml:space="preserve"> TTL</w:t>
+      </w:r>
+      <w:r>
+        <w:rPr>
+          <w:rFonts w:ascii="Tahoma" w:hAnsi="Tahoma" w:cs="Tahoma"/>
+          <w:szCs w:val="21"/>
+        </w:rPr>
+        <w:t>、穿透</w:t>
+      </w:r>
+      <w:r>
+        <w:rPr>
+          <w:rFonts w:ascii="Tahoma" w:hAnsi="Tahoma" w:cs="Tahoma"/>
+          <w:szCs w:val="21"/>
+        </w:rPr>
+        <w:t xml:space="preserve"> / </w:t>
+      </w:r>
+      <w:r>
+        <w:rPr>
+          <w:rFonts w:ascii="Tahoma" w:hAnsi="Tahoma" w:cs="Tahoma"/>
+          <w:szCs w:val="21"/>
+        </w:rPr>
+        <w:t>击穿。</w:t>
+      </w:r>
+    </w:p>
+    <w:p>
+      <w:pPr>
+        <w:rPr>
+          <w:rFonts w:ascii="Tahoma" w:hAnsi="Tahoma" w:cs="Tahoma"/>
+          <w:sz w:val="18"/>
+          <w:szCs w:val="18"/>
+        </w:rPr>
+      </w:pPr>
+      <w:r>
+        <w:rPr>
+          <w:rFonts w:ascii="Tahoma" w:hAnsi="Tahoma" w:cs="Tahoma"/>
+          <w:b/>
+          <w:bCs/>
+          <w:szCs w:val="21"/>
+        </w:rPr>
+        <w:t>机器学习与高性能计算</w:t>
+      </w:r>
+      <w:r>
+        <w:rPr>
+          <w:rFonts w:ascii="Tahoma" w:hAnsi="Tahoma" w:cs="Tahoma"/>
+          <w:szCs w:val="21"/>
+        </w:rPr>
+        <w:t>：熟悉</w:t>
+      </w:r>
+      <w:r>
+        <w:rPr>
+          <w:rFonts w:ascii="Tahoma" w:hAnsi="Tahoma" w:cs="Tahoma"/>
+          <w:szCs w:val="21"/>
+        </w:rPr>
+        <w:t xml:space="preserve"> PyTorch </w:t>
+      </w:r>
+      <w:r>
+        <w:rPr>
+          <w:rFonts w:ascii="Tahoma" w:hAnsi="Tahoma" w:cs="Tahoma"/>
+          <w:szCs w:val="21"/>
+        </w:rPr>
+        <w:t>与</w:t>
+      </w:r>
+      <w:r>
+        <w:rPr>
+          <w:rFonts w:ascii="Tahoma" w:hAnsi="Tahoma" w:cs="Tahoma"/>
+          <w:szCs w:val="21"/>
+        </w:rPr>
+        <w:t xml:space="preserve"> Pandas / NumPy / Matplotlib</w:t>
+      </w:r>
+      <w:r>
+        <w:rPr>
+          <w:rFonts w:ascii="Tahoma" w:hAnsi="Tahoma" w:cs="Tahoma"/>
+          <w:szCs w:val="21"/>
+        </w:rPr>
+        <w:t>；理解</w:t>
+      </w:r>
+      <w:r>
+        <w:rPr>
+          <w:rFonts w:ascii="Tahoma" w:hAnsi="Tahoma" w:cs="Tahoma"/>
+          <w:szCs w:val="21"/>
+        </w:rPr>
+        <w:t xml:space="preserve"> MPI </w:t>
+      </w:r>
+      <w:r>
+        <w:rPr>
+          <w:rFonts w:ascii="Tahoma" w:hAnsi="Tahoma" w:cs="Tahoma"/>
+          <w:szCs w:val="21"/>
+        </w:rPr>
+        <w:t>进程通信、</w:t>
+      </w:r>
+      <w:r>
+        <w:rPr>
+          <w:rFonts w:ascii="Tahoma" w:hAnsi="Tahoma" w:cs="Tahoma"/>
+          <w:szCs w:val="21"/>
+        </w:rPr>
+        <w:t xml:space="preserve">OpenMP </w:t>
+      </w:r>
+      <w:r>
+        <w:rPr>
+          <w:rFonts w:ascii="Tahoma" w:hAnsi="Tahoma" w:cs="Tahoma"/>
+          <w:szCs w:val="21"/>
+        </w:rPr>
+        <w:t>线程并行与</w:t>
+      </w:r>
+      <w:r>
+        <w:rPr>
+          <w:rFonts w:ascii="Tahoma" w:hAnsi="Tahoma" w:cs="Tahoma"/>
+          <w:szCs w:val="21"/>
+        </w:rPr>
+        <w:t xml:space="preserve"> hybrid </w:t>
+      </w:r>
+      <w:r>
+        <w:rPr>
+          <w:rFonts w:ascii="Tahoma" w:hAnsi="Tahoma" w:cs="Tahoma"/>
+          <w:szCs w:val="21"/>
+        </w:rPr>
+        <w:t>模式，以及</w:t>
+      </w:r>
+      <w:r>
+        <w:rPr>
+          <w:rFonts w:ascii="Tahoma" w:hAnsi="Tahoma" w:cs="Tahoma"/>
+          <w:szCs w:val="21"/>
+        </w:rPr>
+        <w:t xml:space="preserve"> strong scaling</w:t>
+      </w:r>
+      <w:r>
+        <w:rPr>
+          <w:rFonts w:ascii="Tahoma" w:hAnsi="Tahoma" w:cs="Tahoma"/>
+          <w:szCs w:val="21"/>
+        </w:rPr>
+        <w:t>、</w:t>
+      </w:r>
+      <w:r>
+        <w:rPr>
+          <w:rFonts w:ascii="Tahoma" w:hAnsi="Tahoma" w:cs="Tahoma"/>
+          <w:szCs w:val="21"/>
+        </w:rPr>
+        <w:t>parallel efficiency</w:t>
+      </w:r>
+      <w:r>
+        <w:rPr>
+          <w:rFonts w:ascii="Tahoma" w:hAnsi="Tahoma" w:cs="Tahoma"/>
+          <w:szCs w:val="21"/>
+        </w:rPr>
+        <w:t>、</w:t>
+      </w:r>
+      <w:r>
+        <w:rPr>
+          <w:rFonts w:ascii="Tahoma" w:hAnsi="Tahoma" w:cs="Tahoma"/>
+          <w:szCs w:val="21"/>
+        </w:rPr>
+        <w:t xml:space="preserve">cache locality </w:t>
+      </w:r>
+      <w:r>
+        <w:rPr>
+          <w:rFonts w:ascii="Tahoma" w:hAnsi="Tahoma" w:cs="Tahoma"/>
+          <w:szCs w:val="21"/>
+        </w:rPr>
+        <w:t>与</w:t>
+      </w:r>
+      <w:r>
+        <w:rPr>
+          <w:rFonts w:ascii="Tahoma" w:hAnsi="Tahoma" w:cs="Tahoma"/>
+          <w:szCs w:val="21"/>
+        </w:rPr>
+        <w:t xml:space="preserve"> NUMA</w:t>
+      </w:r>
+      <w:r>
+        <w:rPr>
+          <w:rFonts w:ascii="Tahoma" w:hAnsi="Tahoma" w:cs="Tahoma"/>
+          <w:szCs w:val="21"/>
+        </w:rPr>
+        <w:t>。</w:t>
+      </w:r>
+    </w:p>
+    <w:p>
+      <w:pPr>
+        <w:rPr>
+          <w:rFonts w:ascii="Tahoma" w:hAnsi="Tahoma" w:cs="Tahoma"/>
+          <w:szCs w:val="21"/>
+        </w:rPr>
+      </w:pPr>
+      <w:r>
+        <w:rPr>
+          <w:rFonts w:ascii="Tahoma" w:hAnsi="Tahoma" w:cs="Tahoma"/>
+          <w:szCs w:val="21"/>
+        </w:rPr>
+        <w:pict w14:anchorId="66E11547">
+          <v:rect id="_x0000_i1025" style="width:0;height:1.5pt" o:hralign="center" o:bullet="t" o:hrstd="t" o:hr="t" fillcolor="#a0a0a0" stroked="f"/>
+        </w:pict>
+      </w:r>
+      <w:bookmarkEnd w:id="0"/>
+    </w:p>
+    <w:p>
+      <w:pPr>
+        <w:rPr>
+          <w:rFonts w:ascii="Tahoma" w:hAnsi="Tahoma" w:cs="Tahoma"/>
+          <w:szCs w:val="21"/>
+        </w:rPr>
+      </w:pPr>
+      <w:r>
+        <w:rPr>
+          <w:rFonts w:ascii="Tahoma" w:hAnsi="Tahoma" w:cs="Tahoma" w:hint="eastAsia"/>
+          <w:b/>
+          <w:bCs/>
+          <w:sz w:val="24"/>
+          <w:szCs w:val="24"/>
+        </w:rPr>
+        <w:t>项目经历：</w:t>
+      </w:r>
+      <w:r>
+        <w:rPr>
+          <w:rFonts w:ascii="Tahoma" w:hAnsi="Tahoma" w:cs="Tahoma" w:hint="eastAsia"/>
+          <w:sz w:val="19"/>
+        </w:rPr>
+        <w:br/>
+      </w:r>
+      <w:r>
+        <w:rPr>
+          <w:rFonts w:ascii="Tahoma" w:hAnsi="Tahoma" w:cs="Tahoma" w:hint="eastAsia"/>
+          <w:b/>
+          <w:bCs/>
+          <w:sz w:val="24"/>
+          <w:szCs w:val="24"/>
+        </w:rPr>
+        <w:t>面向高性能计算</w:t>
+      </w:r>
+      <w:r>
+        <w:rPr>
+          <w:rFonts w:ascii="Tahoma" w:hAnsi="Tahoma" w:cs="Tahoma" w:hint="eastAsia"/>
+          <w:b/>
+          <w:bCs/>
+          <w:sz w:val="24"/>
+          <w:szCs w:val="24"/>
+        </w:rPr>
+        <w:t xml:space="preserve"> Benchmark </w:t>
+      </w:r>
+      <w:r>
+        <w:rPr>
+          <w:rFonts w:ascii="Tahoma" w:hAnsi="Tahoma" w:cs="Tahoma" w:hint="eastAsia"/>
+          <w:b/>
+          <w:bCs/>
+          <w:sz w:val="24"/>
+          <w:szCs w:val="24"/>
+        </w:rPr>
+        <w:t>的</w:t>
+      </w:r>
+      <w:r>
+        <w:rPr>
+          <w:rFonts w:ascii="Tahoma" w:hAnsi="Tahoma" w:cs="Tahoma" w:hint="eastAsia"/>
+          <w:b/>
+          <w:bCs/>
+          <w:sz w:val="24"/>
+          <w:szCs w:val="24"/>
+        </w:rPr>
+        <w:t xml:space="preserve"> Agent </w:t>
+      </w:r>
+      <w:r>
+        <w:rPr>
+          <w:rFonts w:ascii="Tahoma" w:hAnsi="Tahoma" w:cs="Tahoma" w:hint="eastAsia"/>
+          <w:b/>
+          <w:bCs/>
+          <w:sz w:val="24"/>
+          <w:szCs w:val="24"/>
+        </w:rPr>
+        <w:t>式性能分析系统</w:t>
+      </w:r>
+      <w:r>
+        <w:rPr>
+          <w:rFonts w:ascii="Tahoma" w:hAnsi="Tahoma" w:cs="Tahoma" w:hint="eastAsia"/>
+          <w:b/>
+          <w:bCs/>
+          <w:sz w:val="24"/>
+          <w:szCs w:val="24"/>
+        </w:rPr>
+        <w:t xml:space="preserve"> </w:t>
+      </w:r>
+      <w:r>
+        <w:rPr>
+          <w:rStyle w:val="af2"/>
+          <w:rFonts w:ascii="Tahoma" w:hAnsi="Tahoma" w:cs="Tahoma"/>
+          <w:sz w:val="19"/>
+        </w:rPr>
+        <w:t>github.com/leyancode/hpc-benchmark-agent</w:t>
+      </w:r>
+    </w:p>
+    <w:p>
+      <w:pPr>
+        <w:rPr>
+          <w:rFonts w:ascii="Tahoma" w:hAnsi="Tahoma" w:cs="Tahoma"/>
+          <w:sz w:val="19"/>
+        </w:rPr>
+      </w:pPr>
+      <w:r>
+        <w:rPr>
+          <w:rFonts w:ascii="Tahoma" w:hAnsi="Tahoma" w:cs="Tahoma"/>
+          <w:b/>
+          <w:bCs/>
+          <w:sz w:val="19"/>
+        </w:rPr>
+        <w:t>项目描述：</w:t>
+      </w:r>
+      <w:r>
+        <w:rPr>
+          <w:rFonts w:ascii="Tahoma" w:hAnsi="Tahoma" w:cs="Tahoma"/>
+          <w:sz w:val="19"/>
+        </w:rPr>
+        <w:t>基于英国国家超算</w:t>
+      </w:r>
+      <w:r>
+        <w:rPr>
+          <w:rFonts w:ascii="Tahoma" w:hAnsi="Tahoma" w:cs="Tahoma"/>
+          <w:sz w:val="19"/>
+        </w:rPr>
+        <w:t xml:space="preserve"> ARCHER2 </w:t>
+      </w:r>
+      <w:r>
+        <w:rPr>
+          <w:rFonts w:ascii="Tahoma" w:hAnsi="Tahoma" w:cs="Tahoma"/>
+          <w:sz w:val="19"/>
+        </w:rPr>
+        <w:t>上真实的</w:t>
+      </w:r>
+      <w:r>
+        <w:rPr>
+          <w:rFonts w:ascii="Tahoma" w:hAnsi="Tahoma" w:cs="Tahoma"/>
+          <w:sz w:val="19"/>
+        </w:rPr>
+        <w:t xml:space="preserve"> PETSc benchmark </w:t>
+      </w:r>
+      <w:r>
+        <w:rPr>
+          <w:rFonts w:ascii="Tahoma" w:hAnsi="Tahoma" w:cs="Tahoma"/>
+          <w:sz w:val="19"/>
+        </w:rPr>
+        <w:t>数据，构建</w:t>
+      </w:r>
+      <w:r>
+        <w:rPr>
+          <w:rFonts w:ascii="Tahoma" w:hAnsi="Tahoma" w:cs="Tahoma"/>
+          <w:sz w:val="19"/>
+        </w:rPr>
+        <w:t>“</w:t>
+      </w:r>
+      <w:r>
+        <w:rPr>
+          <w:rFonts w:ascii="Tahoma" w:hAnsi="Tahoma" w:cs="Tahoma"/>
+          <w:sz w:val="19"/>
+        </w:rPr>
+        <w:t>确定性工具</w:t>
+      </w:r>
+      <w:r>
+        <w:rPr>
+          <w:rFonts w:ascii="Tahoma" w:hAnsi="Tahoma" w:cs="Tahoma"/>
+          <w:sz w:val="19"/>
+        </w:rPr>
+        <w:t xml:space="preserve"> + </w:t>
+      </w:r>
+      <w:r>
+        <w:rPr>
+          <w:rFonts w:ascii="Tahoma" w:hAnsi="Tahoma" w:cs="Tahoma"/>
+          <w:sz w:val="19"/>
+        </w:rPr>
+        <w:t>可评测路由</w:t>
+      </w:r>
+      <w:r>
+        <w:rPr>
+          <w:rFonts w:ascii="Tahoma" w:hAnsi="Tahoma" w:cs="Tahoma"/>
+          <w:sz w:val="19"/>
+        </w:rPr>
+        <w:t>”</w:t>
+      </w:r>
+      <w:r>
+        <w:rPr>
+          <w:rFonts w:ascii="Tahoma" w:hAnsi="Tahoma" w:cs="Tahoma"/>
+          <w:sz w:val="19"/>
+        </w:rPr>
+        <w:t>的</w:t>
+      </w:r>
+      <w:r>
+        <w:rPr>
+          <w:rFonts w:ascii="Tahoma" w:hAnsi="Tahoma" w:cs="Tahoma"/>
+          <w:sz w:val="19"/>
+        </w:rPr>
+        <w:t xml:space="preserve"> Agent </w:t>
+      </w:r>
+      <w:r>
+        <w:rPr>
+          <w:rFonts w:ascii="Tahoma" w:hAnsi="Tahoma" w:cs="Tahoma"/>
+          <w:sz w:val="19"/>
+        </w:rPr>
+        <w:t>式性能分析系统：结果结构化为</w:t>
+      </w:r>
+      <w:r>
+        <w:rPr>
+          <w:rFonts w:ascii="Tahoma" w:hAnsi="Tahoma" w:cs="Tahoma"/>
+          <w:sz w:val="19"/>
+        </w:rPr>
+        <w:t xml:space="preserve"> SQLite</w:t>
+      </w:r>
+      <w:r>
+        <w:rPr>
+          <w:rFonts w:ascii="Tahoma" w:hAnsi="Tahoma" w:cs="Tahoma"/>
+          <w:sz w:val="19"/>
+        </w:rPr>
+        <w:t>，分析任务封装为确定性工具，中文规则</w:t>
+      </w:r>
+      <w:r>
+        <w:rPr>
+          <w:rFonts w:ascii="Tahoma" w:hAnsi="Tahoma" w:cs="Tahoma"/>
+          <w:sz w:val="19"/>
+        </w:rPr>
+        <w:t xml:space="preserve"> router </w:t>
+      </w:r>
+      <w:r>
+        <w:rPr>
+          <w:rFonts w:ascii="Tahoma" w:hAnsi="Tahoma" w:cs="Tahoma"/>
+          <w:sz w:val="19"/>
+        </w:rPr>
+        <w:t>作为可验证</w:t>
+      </w:r>
+      <w:r>
+        <w:rPr>
+          <w:rFonts w:ascii="Tahoma" w:hAnsi="Tahoma" w:cs="Tahoma"/>
+          <w:sz w:val="19"/>
+        </w:rPr>
+        <w:t xml:space="preserve"> baseline</w:t>
+      </w:r>
+      <w:r>
+        <w:rPr>
+          <w:rFonts w:ascii="Tahoma" w:hAnsi="Tahoma" w:cs="Tahoma"/>
+          <w:sz w:val="19"/>
+        </w:rPr>
+        <w:t>；接入</w:t>
+      </w:r>
+      <w:r>
+        <w:rPr>
+          <w:rFonts w:ascii="Tahoma" w:hAnsi="Tahoma" w:cs="Tahoma"/>
+          <w:sz w:val="19"/>
+        </w:rPr>
+        <w:t xml:space="preserve"> LLM function calling router </w:t>
+      </w:r>
+      <w:r>
+        <w:rPr>
+          <w:rFonts w:ascii="Tahoma" w:hAnsi="Tahoma" w:cs="Tahoma"/>
+          <w:sz w:val="19"/>
+        </w:rPr>
+        <w:t>后用自建</w:t>
+      </w:r>
+      <w:r>
+        <w:rPr>
+          <w:rFonts w:ascii="Tahoma" w:hAnsi="Tahoma" w:cs="Tahoma"/>
+          <w:sz w:val="19"/>
+        </w:rPr>
+        <w:t xml:space="preserve"> 30 </w:t>
+      </w:r>
+      <w:r>
+        <w:rPr>
+          <w:rFonts w:ascii="Tahoma" w:hAnsi="Tahoma" w:cs="Tahoma"/>
+          <w:sz w:val="19"/>
+        </w:rPr>
+        <w:t>问五类中文评测集对两者打分</w:t>
+      </w:r>
+      <w:r>
+        <w:rPr>
+          <w:rFonts w:ascii="Tahoma" w:hAnsi="Tahoma" w:cs="Tahoma"/>
+          <w:sz w:val="19"/>
+        </w:rPr>
+        <w:t>——</w:t>
+      </w:r>
+      <w:r>
+        <w:rPr>
+          <w:rFonts w:ascii="Tahoma" w:hAnsi="Tahoma" w:cs="Tahoma"/>
+          <w:sz w:val="19"/>
+        </w:rPr>
+        <w:t>规则</w:t>
+      </w:r>
+      <w:r>
+        <w:rPr>
+          <w:rFonts w:ascii="Tahoma" w:hAnsi="Tahoma" w:cs="Tahoma"/>
+          <w:sz w:val="19"/>
+        </w:rPr>
+        <w:t xml:space="preserve"> 83.3%</w:t>
+      </w:r>
+      <w:r>
+        <w:rPr>
+          <w:rFonts w:ascii="Tahoma" w:hAnsi="Tahoma" w:cs="Tahoma"/>
+          <w:sz w:val="19"/>
+        </w:rPr>
+        <w:t>、</w:t>
+      </w:r>
+      <w:r>
+        <w:rPr>
+          <w:rFonts w:ascii="Tahoma" w:hAnsi="Tahoma" w:cs="Tahoma"/>
+          <w:sz w:val="19"/>
+        </w:rPr>
+        <w:t>LLM 100%</w:t>
+      </w:r>
+      <w:r>
+        <w:rPr>
+          <w:rFonts w:ascii="Tahoma" w:hAnsi="Tahoma" w:cs="Tahoma"/>
+          <w:sz w:val="19"/>
+        </w:rPr>
+        <w:t xml:space="preserve">。数据为 ARCHER2 上 PETSc scaling 基准的真实运行导出（5 个 2D 规模、1M–40.96M unknowns）。</w:t>
+      </w:r>
+    </w:p>
+    <w:p>
+      <w:pPr>
+        <w:rPr>
+          <w:rFonts w:ascii="Tahoma" w:hAnsi="Tahoma" w:cs="Tahoma"/>
+          <w:b/>
+          <w:bCs/>
+          <w:sz w:val="19"/>
+        </w:rPr>
+      </w:pPr>
+      <w:r>
+        <w:rPr>
+          <w:rFonts w:ascii="Tahoma" w:hAnsi="Tahoma" w:cs="Tahoma"/>
+          <w:b/>
+          <w:bCs/>
+          <w:sz w:val="19"/>
+        </w:rPr>
+        <w:t>技术</w:t>
+      </w:r>
+      <w:proofErr w:type="gramStart"/>
+      <w:r>
+        <w:rPr>
+          <w:rFonts w:ascii="Tahoma" w:hAnsi="Tahoma" w:cs="Tahoma"/>
+          <w:b/>
+          <w:bCs/>
+          <w:sz w:val="19"/>
+        </w:rPr>
+        <w:t>栈</w:t>
+      </w:r>
+      <w:proofErr w:type="gramEnd"/>
+      <w:r>
+        <w:rPr>
+          <w:rFonts w:ascii="Tahoma" w:hAnsi="Tahoma" w:cs="Tahoma"/>
+          <w:b/>
+          <w:bCs/>
+          <w:sz w:val="19"/>
+        </w:rPr>
+        <w:t>：</w:t>
+      </w:r>
+      <w:r>
+        <w:rPr>
+          <w:rFonts w:ascii="Tahoma" w:hAnsi="Tahoma" w:cs="Tahoma"/>
+          <w:b/>
+          <w:bCs/>
+          <w:sz w:val="19"/>
+        </w:rPr>
+        <w:t>Python</w:t>
+      </w:r>
+      <w:r>
+        <w:rPr>
+          <w:rFonts w:ascii="Tahoma" w:hAnsi="Tahoma" w:cs="Tahoma"/>
+          <w:b/>
+          <w:bCs/>
+          <w:sz w:val="19"/>
+        </w:rPr>
+        <w:t>、</w:t>
+      </w:r>
+      <w:r>
+        <w:rPr>
+          <w:rFonts w:ascii="Tahoma" w:hAnsi="Tahoma" w:cs="Tahoma"/>
+          <w:b/>
+          <w:bCs/>
+          <w:sz w:val="19"/>
+        </w:rPr>
+        <w:t>SQLite</w:t>
+      </w:r>
+      <w:r>
+        <w:rPr>
+          <w:rFonts w:ascii="Tahoma" w:hAnsi="Tahoma" w:cs="Tahoma"/>
+          <w:b/>
+          <w:bCs/>
+          <w:sz w:val="19"/>
+        </w:rPr>
+        <w:t>、</w:t>
+      </w:r>
+      <w:r>
+        <w:rPr>
+          <w:rFonts w:ascii="Tahoma" w:hAnsi="Tahoma" w:cs="Tahoma"/>
+          <w:b/>
+          <w:bCs/>
+          <w:sz w:val="19"/>
+        </w:rPr>
+        <w:t>pytest</w:t>
+      </w:r>
+      <w:r>
+        <w:rPr>
+          <w:rFonts w:ascii="Tahoma" w:hAnsi="Tahoma" w:cs="Tahoma"/>
+          <w:b/>
+          <w:bCs/>
+          <w:sz w:val="19"/>
+        </w:rPr>
+        <w:t>、</w:t>
+      </w:r>
+      <w:r>
+        <w:rPr>
+          <w:rFonts w:ascii="Tahoma" w:hAnsi="Tahoma" w:cs="Tahoma"/>
+          <w:b/>
+          <w:bCs/>
+          <w:sz w:val="19"/>
+        </w:rPr>
+        <w:t>FastAPI</w:t>
+      </w:r>
+      <w:r>
+        <w:rPr>
+          <w:rFonts w:ascii="Tahoma" w:hAnsi="Tahoma" w:cs="Tahoma"/>
+          <w:b/>
+          <w:bCs/>
+          <w:sz w:val="19"/>
+        </w:rPr>
+        <w:t>、</w:t>
+      </w:r>
+      <w:r>
+        <w:rPr>
+          <w:rFonts w:ascii="Tahoma" w:hAnsi="Tahoma" w:cs="Tahoma"/>
+          <w:b/>
+          <w:bCs/>
+          <w:sz w:val="19"/>
+        </w:rPr>
+        <w:t>OpenAI SDK</w:t>
+      </w:r>
+      <w:r>
+        <w:rPr>
+          <w:rFonts w:ascii="Tahoma" w:hAnsi="Tahoma" w:cs="Tahoma"/>
+          <w:b/>
+          <w:bCs/>
+          <w:sz w:val="19"/>
+        </w:rPr>
+        <w:t>、</w:t>
+      </w:r>
+      <w:r>
+        <w:rPr>
+          <w:rFonts w:ascii="Tahoma" w:hAnsi="Tahoma" w:cs="Tahoma"/>
+          <w:b/>
+          <w:bCs/>
+          <w:sz w:val="19"/>
+        </w:rPr>
+        <w:t>PETSc</w:t>
+      </w:r>
+      <w:r>
+        <w:rPr>
+          <w:rFonts w:ascii="Tahoma" w:hAnsi="Tahoma" w:cs="Tahoma"/>
+          <w:b/>
+          <w:bCs/>
+          <w:sz w:val="19"/>
+        </w:rPr>
+        <w:t>、</w:t>
+      </w:r>
+      <w:r>
+        <w:rPr>
+          <w:rFonts w:ascii="Tahoma" w:hAnsi="Tahoma" w:cs="Tahoma"/>
+          <w:b/>
+          <w:bCs/>
+          <w:sz w:val="19"/>
+        </w:rPr>
+        <w:t>MPI</w:t>
+      </w:r>
+      <w:r>
+        <w:rPr>
+          <w:rFonts w:ascii="Tahoma" w:hAnsi="Tahoma" w:cs="Tahoma"/>
+          <w:b/>
+          <w:bCs/>
+          <w:sz w:val="19"/>
+        </w:rPr>
+        <w:t>、</w:t>
+      </w:r>
+      <w:r>
+        <w:rPr>
+          <w:rFonts w:ascii="Tahoma" w:hAnsi="Tahoma" w:cs="Tahoma"/>
+          <w:b/>
+          <w:bCs/>
+          <w:sz w:val="19"/>
+        </w:rPr>
+        <w:t>OpenMP</w:t>
+      </w:r>
+      <w:r>
+        <w:rPr>
+          <w:rFonts w:ascii="Tahoma" w:hAnsi="Tahoma" w:cs="Tahoma"/>
+          <w:b/>
+          <w:bCs/>
+          <w:sz w:val="19"/>
+        </w:rPr>
+        <w:t>、</w:t>
+      </w:r>
+      <w:r>
+        <w:rPr>
+          <w:rFonts w:ascii="Tahoma" w:hAnsi="Tahoma" w:cs="Tahoma"/>
+          <w:b/>
+          <w:bCs/>
+          <w:sz w:val="19"/>
+        </w:rPr>
+        <w:t>Slurm</w:t>
+      </w:r>
+      <w:r>
+        <w:rPr>
+          <w:rFonts w:ascii="Tahoma" w:hAnsi="Tahoma" w:cs="Tahoma"/>
+          <w:b/>
+          <w:bCs/>
+          <w:sz w:val="19"/>
+        </w:rPr>
+        <w:t>、</w:t>
+      </w:r>
+      <w:r>
+        <w:rPr>
+          <w:rFonts w:ascii="Tahoma" w:hAnsi="Tahoma" w:cs="Tahoma"/>
+          <w:b/>
+          <w:bCs/>
+          <w:sz w:val="19"/>
+        </w:rPr>
+        <w:t>Linux</w:t>
       </w:r>
     </w:p>
     <w:p>
@@ -515,15 +1450,199 @@
           <w:sz w:val="19"/>
           <w:szCs w:val="20"/>
         </w:rPr>
-        <w:t xml:space="preserve">分层架构与同构契约：</w:t>
-      </w:r>
-      <w:r>
-        <w:rPr>
-          <w:rFonts w:ascii="Tahoma" w:hAnsi="Tahoma" w:cs="Tahoma"/>
-          <w:sz w:val="19"/>
-          <w:szCs w:val="20"/>
-        </w:rPr>
-        <w:t xml:space="preserve">数据导入 / 指标 / 工具 / 检索 / 路由 / 可观测层，加 CLI 与 FastAPI 两个平级且互不依赖的进程边界；规则 router 与 LLM tool call 输出严格同构（intent + 参数），故可共用同一套评测集、切换只需改一行 dispatch；各层合同由 229 项自动化测试钉死，全量离线可跑。</w:t>
+        <w:t>分层架构与同构契约：数据导入</w:t>
+      </w:r>
+      <w:r>
+        <w:rPr>
+          <w:rFonts w:ascii="Tahoma" w:hAnsi="Tahoma" w:cs="Tahoma"/>
+          <w:sz w:val="19"/>
+          <w:szCs w:val="20"/>
+        </w:rPr>
+        <w:t xml:space="preserve"> / </w:t>
+      </w:r>
+      <w:r>
+        <w:rPr>
+          <w:rFonts w:ascii="Tahoma" w:hAnsi="Tahoma" w:cs="Tahoma"/>
+          <w:sz w:val="19"/>
+          <w:szCs w:val="20"/>
+        </w:rPr>
+        <w:t>指标</w:t>
+      </w:r>
+      <w:r>
+        <w:rPr>
+          <w:rFonts w:ascii="Tahoma" w:hAnsi="Tahoma" w:cs="Tahoma"/>
+          <w:sz w:val="19"/>
+          <w:szCs w:val="20"/>
+        </w:rPr>
+        <w:t xml:space="preserve"> / </w:t>
+      </w:r>
+      <w:r>
+        <w:rPr>
+          <w:rFonts w:ascii="Tahoma" w:hAnsi="Tahoma" w:cs="Tahoma"/>
+          <w:sz w:val="19"/>
+          <w:szCs w:val="20"/>
+        </w:rPr>
+        <w:t>工具</w:t>
+      </w:r>
+      <w:r>
+        <w:rPr>
+          <w:rFonts w:ascii="Tahoma" w:hAnsi="Tahoma" w:cs="Tahoma"/>
+          <w:sz w:val="19"/>
+          <w:szCs w:val="20"/>
+        </w:rPr>
+        <w:t xml:space="preserve"> / </w:t>
+      </w:r>
+      <w:r>
+        <w:rPr>
+          <w:rFonts w:ascii="Tahoma" w:hAnsi="Tahoma" w:cs="Tahoma"/>
+          <w:sz w:val="19"/>
+          <w:szCs w:val="20"/>
+        </w:rPr>
+        <w:t>检索</w:t>
+      </w:r>
+      <w:r>
+        <w:rPr>
+          <w:rFonts w:ascii="Tahoma" w:hAnsi="Tahoma" w:cs="Tahoma"/>
+          <w:sz w:val="19"/>
+          <w:szCs w:val="20"/>
+        </w:rPr>
+        <w:t xml:space="preserve"> / </w:t>
+      </w:r>
+      <w:r>
+        <w:rPr>
+          <w:rFonts w:ascii="Tahoma" w:hAnsi="Tahoma" w:cs="Tahoma"/>
+          <w:sz w:val="19"/>
+          <w:szCs w:val="20"/>
+        </w:rPr>
+        <w:t>路由</w:t>
+      </w:r>
+      <w:r>
+        <w:rPr>
+          <w:rFonts w:ascii="Tahoma" w:hAnsi="Tahoma" w:cs="Tahoma"/>
+          <w:sz w:val="19"/>
+          <w:szCs w:val="20"/>
+        </w:rPr>
+        <w:t xml:space="preserve"> / </w:t>
+      </w:r>
+      <w:r>
+        <w:rPr>
+          <w:rFonts w:ascii="Tahoma" w:hAnsi="Tahoma" w:cs="Tahoma"/>
+          <w:sz w:val="19"/>
+          <w:szCs w:val="20"/>
+        </w:rPr>
+        <w:t>可观测层，加</w:t>
+      </w:r>
+      <w:r>
+        <w:rPr>
+          <w:rFonts w:ascii="Tahoma" w:hAnsi="Tahoma" w:cs="Tahoma"/>
+          <w:sz w:val="19"/>
+          <w:szCs w:val="20"/>
+        </w:rPr>
+        <w:t xml:space="preserve"> CLI </w:t>
+      </w:r>
+      <w:r>
+        <w:rPr>
+          <w:rFonts w:ascii="Tahoma" w:hAnsi="Tahoma" w:cs="Tahoma"/>
+          <w:sz w:val="19"/>
+          <w:szCs w:val="20"/>
+        </w:rPr>
+        <w:t>与</w:t>
+      </w:r>
+      <w:r>
+        <w:rPr>
+          <w:rFonts w:ascii="Tahoma" w:hAnsi="Tahoma" w:cs="Tahoma"/>
+          <w:sz w:val="19"/>
+          <w:szCs w:val="20"/>
+        </w:rPr>
+        <w:t xml:space="preserve"> FastAPI </w:t>
+      </w:r>
+      <w:r>
+        <w:rPr>
+          <w:rFonts w:ascii="Tahoma" w:hAnsi="Tahoma" w:cs="Tahoma"/>
+          <w:sz w:val="19"/>
+          <w:szCs w:val="20"/>
+        </w:rPr>
+        <w:t>两个平级且互不依赖的进程边界；规则</w:t>
+      </w:r>
+      <w:r>
+        <w:rPr>
+          <w:rFonts w:ascii="Tahoma" w:hAnsi="Tahoma" w:cs="Tahoma"/>
+          <w:sz w:val="19"/>
+          <w:szCs w:val="20"/>
+        </w:rPr>
+        <w:t xml:space="preserve"> router </w:t>
+      </w:r>
+      <w:r>
+        <w:rPr>
+          <w:rFonts w:ascii="Tahoma" w:hAnsi="Tahoma" w:cs="Tahoma"/>
+          <w:sz w:val="19"/>
+          <w:szCs w:val="20"/>
+        </w:rPr>
+        <w:t>与</w:t>
+      </w:r>
+      <w:r>
+        <w:rPr>
+          <w:rFonts w:ascii="Tahoma" w:hAnsi="Tahoma" w:cs="Tahoma"/>
+          <w:sz w:val="19"/>
+          <w:szCs w:val="20"/>
+        </w:rPr>
+        <w:t xml:space="preserve"> LLM tool call </w:t>
+      </w:r>
+      <w:r>
+        <w:rPr>
+          <w:rFonts w:ascii="Tahoma" w:hAnsi="Tahoma" w:cs="Tahoma"/>
+          <w:sz w:val="19"/>
+          <w:szCs w:val="20"/>
+        </w:rPr>
+        <w:t>输出严格同构（</w:t>
+      </w:r>
+      <w:r>
+        <w:rPr>
+          <w:rFonts w:ascii="Tahoma" w:hAnsi="Tahoma" w:cs="Tahoma"/>
+          <w:sz w:val="19"/>
+          <w:szCs w:val="20"/>
+        </w:rPr>
+        <w:t xml:space="preserve">intent + </w:t>
+      </w:r>
+      <w:r>
+        <w:rPr>
+          <w:rFonts w:ascii="Tahoma" w:hAnsi="Tahoma" w:cs="Tahoma"/>
+          <w:sz w:val="19"/>
+          <w:szCs w:val="20"/>
+        </w:rPr>
+        <w:t>参数），故可共用同一套评测集、切换只需改一行</w:t>
+      </w:r>
+      <w:r>
+        <w:rPr>
+          <w:rFonts w:ascii="Tahoma" w:hAnsi="Tahoma" w:cs="Tahoma"/>
+          <w:sz w:val="19"/>
+          <w:szCs w:val="20"/>
+        </w:rPr>
+        <w:t xml:space="preserve"> dispatch</w:t>
+      </w:r>
+      <w:r>
+        <w:rPr>
+          <w:rFonts w:ascii="Tahoma" w:hAnsi="Tahoma" w:cs="Tahoma"/>
+          <w:sz w:val="19"/>
+          <w:szCs w:val="20"/>
+        </w:rPr>
+        <w:t>；各层合同由</w:t>
+      </w:r>
+      <w:r>
+        <w:rPr>
+          <w:rFonts w:ascii="Tahoma" w:hAnsi="Tahoma" w:cs="Tahoma"/>
+          <w:sz w:val="19"/>
+          <w:szCs w:val="20"/>
+        </w:rPr>
+        <w:t xml:space="preserve"> 229 </w:t>
+      </w:r>
+      <w:r>
+        <w:rPr>
+          <w:rFonts w:ascii="Tahoma" w:hAnsi="Tahoma" w:cs="Tahoma"/>
+          <w:sz w:val="19"/>
+          <w:szCs w:val="20"/>
+        </w:rPr>
+        <w:t>项自动化测试钉死，全量离线可跑。</w:t>
       </w:r>
     </w:p>
     <w:p>
@@ -544,15 +1663,87 @@
           <w:sz w:val="19"/>
           <w:szCs w:val="20"/>
         </w:rPr>
-        <w:t xml:space="preserve">LLM function calling 与防御式解析：</w:t>
-      </w:r>
-      <w:r>
-        <w:rPr>
-          <w:rFonts w:ascii="Tahoma" w:hAnsi="Tahoma" w:cs="Tahoma"/>
-          <w:sz w:val="19"/>
-          <w:szCs w:val="20"/>
-        </w:rPr>
-        <w:t xml:space="preserve">tool schema 的 description 写明工具边界，unknowns 刻意可选——省略参数即「追问」、不调用工具即「拒答」；未调用工具、幻觉工具名、arguments 非合法 JSON 三类异常统一收敛为显式 unknown，绝不猜参数以避免「静默算错」；API 失败向上抛出而非回退规则 router，以免污染评测（测试经 FakeLLM 注入离线运行）。</w:t>
+        <w:t>中文规则</w:t>
+      </w:r>
+      <w:r>
+        <w:rPr>
+          <w:rFonts w:ascii="Tahoma" w:hAnsi="Tahoma" w:cs="Tahoma"/>
+          <w:sz w:val="19"/>
+          <w:szCs w:val="20"/>
+        </w:rPr>
+        <w:t xml:space="preserve"> router</w:t>
+      </w:r>
+      <w:r>
+        <w:rPr>
+          <w:rFonts w:ascii="Tahoma" w:hAnsi="Tahoma" w:cs="Tahoma"/>
+          <w:sz w:val="19"/>
+          <w:szCs w:val="20"/>
+        </w:rPr>
+        <w:t>：关键词意图分类</w:t>
+      </w:r>
+      <w:r>
+        <w:rPr>
+          <w:rFonts w:ascii="Tahoma" w:hAnsi="Tahoma" w:cs="Tahoma"/>
+          <w:sz w:val="19"/>
+          <w:szCs w:val="20"/>
+        </w:rPr>
+        <w:t xml:space="preserve"> + </w:t>
+      </w:r>
+      <w:r>
+        <w:rPr>
+          <w:rFonts w:ascii="Tahoma" w:hAnsi="Tahoma" w:cs="Tahoma"/>
+          <w:sz w:val="19"/>
+          <w:szCs w:val="20"/>
+        </w:rPr>
+        <w:t>问题规模解析（阿拉伯数字、「</w:t>
+      </w:r>
+      <w:r>
+        <w:rPr>
+          <w:rFonts w:ascii="Tahoma" w:hAnsi="Tahoma" w:cs="Tahoma"/>
+          <w:sz w:val="19"/>
+          <w:szCs w:val="20"/>
+        </w:rPr>
+        <w:t xml:space="preserve">100 </w:t>
+      </w:r>
+      <w:r>
+        <w:rPr>
+          <w:rFonts w:ascii="Tahoma" w:hAnsi="Tahoma" w:cs="Tahoma"/>
+          <w:sz w:val="19"/>
+          <w:szCs w:val="20"/>
+        </w:rPr>
+        <w:t>万」混写、中文数字「一百万」），无单位纯数字须</w:t>
+      </w:r>
+      <w:r>
+        <w:rPr>
+          <w:rFonts w:ascii="Tahoma" w:hAnsi="Tahoma" w:cs="Tahoma"/>
+          <w:sz w:val="19"/>
+          <w:szCs w:val="20"/>
+        </w:rPr>
+        <w:t xml:space="preserve"> ≥ 4 </w:t>
+      </w:r>
+      <w:r>
+        <w:rPr>
+          <w:rFonts w:ascii="Tahoma" w:hAnsi="Tahoma" w:cs="Tahoma"/>
+          <w:sz w:val="19"/>
+          <w:szCs w:val="20"/>
+        </w:rPr>
+        <w:t>位以排除「</w:t>
+      </w:r>
+      <w:r>
+        <w:rPr>
+          <w:rFonts w:ascii="Tahoma" w:hAnsi="Tahoma" w:cs="Tahoma"/>
+          <w:sz w:val="19"/>
+          <w:szCs w:val="20"/>
+        </w:rPr>
+        <w:t xml:space="preserve">128 </w:t>
+      </w:r>
+      <w:r>
+        <w:rPr>
+          <w:rFonts w:ascii="Tahoma" w:hAnsi="Tahoma" w:cs="Tahoma"/>
+          <w:sz w:val="19"/>
+          <w:szCs w:val="20"/>
+        </w:rPr>
+        <w:t>核」被误读为规模；缺参数主动追问、超范围明确拒答。</w:t>
       </w:r>
     </w:p>
     <w:p>
@@ -573,15 +1764,103 @@
           <w:sz w:val="19"/>
           <w:szCs w:val="20"/>
         </w:rPr>
-        <w:t xml:space="preserve">评测机制与消融结论：</w:t>
-      </w:r>
-      <w:r>
-        <w:rPr>
-          <w:rFonts w:ascii="Tahoma" w:hAnsi="Tahoma" w:cs="Tahoma"/>
-          <w:sz w:val="19"/>
-          <w:szCs w:val="20"/>
-        </w:rPr>
-        <w:t xml:space="preserve">自建 30 问五类中文评测集（正常 / 追问 / 拒答 / 数字陷阱 / 规则已知会错的对抗题），期望值为 tool call 而非答案文本，harness 对 router 实现无知；规则 83.3%、LLM 100%，而同一模型不加 system prompt 仅 63.3%——准确率主要由工具说明书与策略 prompt 决定；报告如实标注局限（题量 30、单模型单次）。</w:t>
+        <w:t>确定性工具与字节级报告：最优配置查询、</w:t>
+      </w:r>
+      <w:r>
+        <w:rPr>
+          <w:rFonts w:ascii="Tahoma" w:hAnsi="Tahoma" w:cs="Tahoma"/>
+          <w:sz w:val="19"/>
+          <w:szCs w:val="20"/>
+        </w:rPr>
+        <w:t xml:space="preserve">MPI-only </w:t>
+      </w:r>
+      <w:r>
+        <w:rPr>
+          <w:rFonts w:ascii="Tahoma" w:hAnsi="Tahoma" w:cs="Tahoma"/>
+          <w:sz w:val="19"/>
+          <w:szCs w:val="20"/>
+        </w:rPr>
+        <w:t>与</w:t>
+      </w:r>
+      <w:r>
+        <w:rPr>
+          <w:rFonts w:ascii="Tahoma" w:hAnsi="Tahoma" w:cs="Tahoma"/>
+          <w:sz w:val="19"/>
+          <w:szCs w:val="20"/>
+        </w:rPr>
+        <w:t xml:space="preserve"> hybrid </w:t>
+      </w:r>
+      <w:r>
+        <w:rPr>
+          <w:rFonts w:ascii="Tahoma" w:hAnsi="Tahoma" w:cs="Tahoma"/>
+          <w:sz w:val="19"/>
+          <w:szCs w:val="20"/>
+        </w:rPr>
+        <w:t>模式对比（数据只含</w:t>
+      </w:r>
+      <w:r>
+        <w:rPr>
+          <w:rFonts w:ascii="Tahoma" w:hAnsi="Tahoma" w:cs="Tahoma"/>
+          <w:sz w:val="19"/>
+          <w:szCs w:val="20"/>
+        </w:rPr>
+        <w:t xml:space="preserve"> ranks / threads</w:t>
+      </w:r>
+      <w:r>
+        <w:rPr>
+          <w:rFonts w:ascii="Tahoma" w:hAnsi="Tahoma" w:cs="Tahoma"/>
+          <w:sz w:val="19"/>
+          <w:szCs w:val="20"/>
+        </w:rPr>
+        <w:t>，故用保守标签</w:t>
+      </w:r>
+      <w:r>
+        <w:rPr>
+          <w:rFonts w:ascii="Tahoma" w:hAnsi="Tahoma" w:cs="Tahoma"/>
+          <w:sz w:val="19"/>
+          <w:szCs w:val="20"/>
+        </w:rPr>
+        <w:t xml:space="preserve"> mpi_like / hybrid_like</w:t>
+      </w:r>
+      <w:r>
+        <w:rPr>
+          <w:rFonts w:ascii="Tahoma" w:hAnsi="Tahoma" w:cs="Tahoma"/>
+          <w:sz w:val="19"/>
+          <w:szCs w:val="20"/>
+        </w:rPr>
+        <w:t>）、扩展性报告；同一数据库生成的</w:t>
+      </w:r>
+      <w:r>
+        <w:rPr>
+          <w:rFonts w:ascii="Tahoma" w:hAnsi="Tahoma" w:cs="Tahoma"/>
+          <w:sz w:val="19"/>
+          <w:szCs w:val="20"/>
+        </w:rPr>
+        <w:t xml:space="preserve"> Markdown </w:t>
+      </w:r>
+      <w:r>
+        <w:rPr>
+          <w:rFonts w:ascii="Tahoma" w:hAnsi="Tahoma" w:cs="Tahoma"/>
+          <w:sz w:val="19"/>
+          <w:szCs w:val="20"/>
+        </w:rPr>
+        <w:t>报告字节级一致（刻意不含时间戳），使「文档是否漂移」退化为一次</w:t>
+      </w:r>
+      <w:r>
+        <w:rPr>
+          <w:rFonts w:ascii="Tahoma" w:hAnsi="Tahoma" w:cs="Tahoma"/>
+          <w:sz w:val="19"/>
+          <w:szCs w:val="20"/>
+        </w:rPr>
+        <w:t xml:space="preserve"> git diff</w:t>
+      </w:r>
+      <w:r>
+        <w:rPr>
+          <w:rFonts w:ascii="Tahoma" w:hAnsi="Tahoma" w:cs="Tahoma"/>
+          <w:sz w:val="19"/>
+          <w:szCs w:val="20"/>
+        </w:rPr>
+        <w:t>。</w:t>
       </w:r>
     </w:p>
     <w:p>
@@ -602,91 +1881,1165 @@
           <w:sz w:val="19"/>
           <w:szCs w:val="20"/>
         </w:rPr>
-        <w:t xml:space="preserve">工程化外围：</w:t>
-      </w:r>
-      <w:r>
-        <w:rPr>
-          <w:rFonts w:ascii="Tahoma" w:hAnsi="Tahoma" w:cs="Tahoma"/>
-          <w:sz w:val="19"/>
-          <w:szCs w:val="20"/>
-        </w:rPr>
-        <w:t xml:space="preserve">trace_id 贯穿的 JSON Lines 事件流可完整回放一次执行，脱敏收敛在单一出口点；FastAPI 暴露 POST /ask，缺 key 映射 503 而非 500，与 CLI 的退出码 2 各自独立；最小 RAG 用 IDF 加权词法检索（纯标准库、刻意不用向量库），检索不到即返回空、不注入，未开启时 messages 与评测时逐字节一致以保结论可比。</w:t>
+        <w:t xml:space="preserve">LLM function calling </w:t>
+      </w:r>
+      <w:r>
+        <w:rPr>
+          <w:rFonts w:ascii="Tahoma" w:hAnsi="Tahoma" w:cs="Tahoma"/>
+          <w:sz w:val="19"/>
+          <w:szCs w:val="20"/>
+        </w:rPr>
+        <w:t>与防御式解析：</w:t>
+      </w:r>
+      <w:r>
+        <w:rPr>
+          <w:rFonts w:ascii="Tahoma" w:hAnsi="Tahoma" w:cs="Tahoma"/>
+          <w:sz w:val="19"/>
+          <w:szCs w:val="20"/>
+        </w:rPr>
+        <w:t xml:space="preserve">tool schema </w:t>
+      </w:r>
+      <w:r>
+        <w:rPr>
+          <w:rFonts w:ascii="Tahoma" w:hAnsi="Tahoma" w:cs="Tahoma"/>
+          <w:sz w:val="19"/>
+          <w:szCs w:val="20"/>
+        </w:rPr>
+        <w:t>的</w:t>
+      </w:r>
+      <w:r>
+        <w:rPr>
+          <w:rFonts w:ascii="Tahoma" w:hAnsi="Tahoma" w:cs="Tahoma"/>
+          <w:sz w:val="19"/>
+          <w:szCs w:val="20"/>
+        </w:rPr>
+        <w:t xml:space="preserve"> description </w:t>
+      </w:r>
+      <w:r>
+        <w:rPr>
+          <w:rFonts w:ascii="Tahoma" w:hAnsi="Tahoma" w:cs="Tahoma"/>
+          <w:sz w:val="19"/>
+          <w:szCs w:val="20"/>
+        </w:rPr>
+        <w:t>写明工具边界，</w:t>
+      </w:r>
+      <w:r>
+        <w:rPr>
+          <w:rFonts w:ascii="Tahoma" w:hAnsi="Tahoma" w:cs="Tahoma"/>
+          <w:sz w:val="19"/>
+          <w:szCs w:val="20"/>
+        </w:rPr>
+        <w:t xml:space="preserve">unknowns </w:t>
+      </w:r>
+      <w:r>
+        <w:rPr>
+          <w:rFonts w:ascii="Tahoma" w:hAnsi="Tahoma" w:cs="Tahoma"/>
+          <w:sz w:val="19"/>
+          <w:szCs w:val="20"/>
+        </w:rPr>
+        <w:t>刻意可选</w:t>
+      </w:r>
+      <w:r>
+        <w:rPr>
+          <w:rFonts w:ascii="Tahoma" w:hAnsi="Tahoma" w:cs="Tahoma"/>
+          <w:sz w:val="19"/>
+          <w:szCs w:val="20"/>
+        </w:rPr>
+        <w:t>——</w:t>
+      </w:r>
+      <w:r>
+        <w:rPr>
+          <w:rFonts w:ascii="Tahoma" w:hAnsi="Tahoma" w:cs="Tahoma"/>
+          <w:sz w:val="19"/>
+          <w:szCs w:val="20"/>
+        </w:rPr>
+        <w:t>省略参数即「追问」、不调用工具即「拒答」；未调用工具、幻觉工具名、</w:t>
+      </w:r>
+      <w:r>
+        <w:rPr>
+          <w:rFonts w:ascii="Tahoma" w:hAnsi="Tahoma" w:cs="Tahoma"/>
+          <w:sz w:val="19"/>
+          <w:szCs w:val="20"/>
+        </w:rPr>
+        <w:t xml:space="preserve">arguments </w:t>
+      </w:r>
+      <w:r>
+        <w:rPr>
+          <w:rFonts w:ascii="Tahoma" w:hAnsi="Tahoma" w:cs="Tahoma"/>
+          <w:sz w:val="19"/>
+          <w:szCs w:val="20"/>
+        </w:rPr>
+        <w:t>非合法</w:t>
+      </w:r>
+      <w:r>
+        <w:rPr>
+          <w:rFonts w:ascii="Tahoma" w:hAnsi="Tahoma" w:cs="Tahoma"/>
+          <w:sz w:val="19"/>
+          <w:szCs w:val="20"/>
+        </w:rPr>
+        <w:t xml:space="preserve"> JSON </w:t>
+      </w:r>
+      <w:r>
+        <w:rPr>
+          <w:rFonts w:ascii="Tahoma" w:hAnsi="Tahoma" w:cs="Tahoma"/>
+          <w:sz w:val="19"/>
+          <w:szCs w:val="20"/>
+        </w:rPr>
+        <w:t>三类异常统一收敛为显式</w:t>
+      </w:r>
+      <w:r>
+        <w:rPr>
+          <w:rFonts w:ascii="Tahoma" w:hAnsi="Tahoma" w:cs="Tahoma"/>
+          <w:sz w:val="19"/>
+          <w:szCs w:val="20"/>
+        </w:rPr>
+        <w:t xml:space="preserve"> unknown</w:t>
+      </w:r>
+      <w:r>
+        <w:rPr>
+          <w:rFonts w:ascii="Tahoma" w:hAnsi="Tahoma" w:cs="Tahoma"/>
+          <w:sz w:val="19"/>
+          <w:szCs w:val="20"/>
+        </w:rPr>
+        <w:t>，绝不猜参数以避免「静默算错」；</w:t>
+      </w:r>
+      <w:r>
+        <w:rPr>
+          <w:rFonts w:ascii="Tahoma" w:hAnsi="Tahoma" w:cs="Tahoma"/>
+          <w:sz w:val="19"/>
+          <w:szCs w:val="20"/>
+        </w:rPr>
+        <w:t xml:space="preserve">API </w:t>
+      </w:r>
+      <w:r>
+        <w:rPr>
+          <w:rFonts w:ascii="Tahoma" w:hAnsi="Tahoma" w:cs="Tahoma"/>
+          <w:sz w:val="19"/>
+          <w:szCs w:val="20"/>
+        </w:rPr>
+        <w:t>失败向上抛出而非回退规则</w:t>
+      </w:r>
+      <w:r>
+        <w:rPr>
+          <w:rFonts w:ascii="Tahoma" w:hAnsi="Tahoma" w:cs="Tahoma"/>
+          <w:sz w:val="19"/>
+          <w:szCs w:val="20"/>
+        </w:rPr>
+        <w:t xml:space="preserve"> router</w:t>
+      </w:r>
+      <w:r>
+        <w:rPr>
+          <w:rFonts w:ascii="Tahoma" w:hAnsi="Tahoma" w:cs="Tahoma"/>
+          <w:sz w:val="19"/>
+          <w:szCs w:val="20"/>
+        </w:rPr>
+        <w:t>，以免污染评测（测试经</w:t>
+      </w:r>
+      <w:r>
+        <w:rPr>
+          <w:rFonts w:ascii="Tahoma" w:hAnsi="Tahoma" w:cs="Tahoma"/>
+          <w:sz w:val="19"/>
+          <w:szCs w:val="20"/>
+        </w:rPr>
+        <w:t xml:space="preserve"> FakeLLM </w:t>
+      </w:r>
+      <w:r>
+        <w:rPr>
+          <w:rFonts w:ascii="Tahoma" w:hAnsi="Tahoma" w:cs="Tahoma"/>
+          <w:sz w:val="19"/>
+          <w:szCs w:val="20"/>
+        </w:rPr>
+        <w:t>注入离线运行）。</w:t>
       </w:r>
     </w:p>
     <w:p>
       <w:pPr>
-        <w:rPr>
-          <w:sz w:val="12"/>
-        </w:rPr>
-      </w:pPr>
+        <w:numPr>
+          <w:ilvl w:val="0"/>
+          <w:numId w:val="7"/>
+        </w:numPr>
+        <w:rPr>
+          <w:rFonts w:ascii="Tahoma" w:hAnsi="Tahoma" w:cs="Tahoma"/>
+          <w:sz w:val="19"/>
+          <w:szCs w:val="20"/>
+        </w:rPr>
+      </w:pPr>
+      <w:r>
+        <w:rPr>
+          <w:rFonts w:ascii="Tahoma" w:hAnsi="Tahoma" w:cs="Tahoma"/>
+          <w:sz w:val="19"/>
+          <w:szCs w:val="20"/>
+        </w:rPr>
+        <w:t>评测机制与消融结论：自建</w:t>
+      </w:r>
+      <w:r>
+        <w:rPr>
+          <w:rFonts w:ascii="Tahoma" w:hAnsi="Tahoma" w:cs="Tahoma"/>
+          <w:sz w:val="19"/>
+          <w:szCs w:val="20"/>
+        </w:rPr>
+        <w:t xml:space="preserve"> 30 </w:t>
+      </w:r>
+      <w:r>
+        <w:rPr>
+          <w:rFonts w:ascii="Tahoma" w:hAnsi="Tahoma" w:cs="Tahoma"/>
+          <w:sz w:val="19"/>
+          <w:szCs w:val="20"/>
+        </w:rPr>
+        <w:t>问五类中文评测集（正常</w:t>
+      </w:r>
+      <w:r>
+        <w:rPr>
+          <w:rFonts w:ascii="Tahoma" w:hAnsi="Tahoma" w:cs="Tahoma"/>
+          <w:sz w:val="19"/>
+          <w:szCs w:val="20"/>
+        </w:rPr>
+        <w:t xml:space="preserve"> / </w:t>
+      </w:r>
+      <w:r>
+        <w:rPr>
+          <w:rFonts w:ascii="Tahoma" w:hAnsi="Tahoma" w:cs="Tahoma"/>
+          <w:sz w:val="19"/>
+          <w:szCs w:val="20"/>
+        </w:rPr>
+        <w:t>追问</w:t>
+      </w:r>
+      <w:r>
+        <w:rPr>
+          <w:rFonts w:ascii="Tahoma" w:hAnsi="Tahoma" w:cs="Tahoma"/>
+          <w:sz w:val="19"/>
+          <w:szCs w:val="20"/>
+        </w:rPr>
+        <w:t xml:space="preserve"> / </w:t>
+      </w:r>
+      <w:r>
+        <w:rPr>
+          <w:rFonts w:ascii="Tahoma" w:hAnsi="Tahoma" w:cs="Tahoma"/>
+          <w:sz w:val="19"/>
+          <w:szCs w:val="20"/>
+        </w:rPr>
+        <w:t>拒答</w:t>
+      </w:r>
+      <w:r>
+        <w:rPr>
+          <w:rFonts w:ascii="Tahoma" w:hAnsi="Tahoma" w:cs="Tahoma"/>
+          <w:sz w:val="19"/>
+          <w:szCs w:val="20"/>
+        </w:rPr>
+        <w:t xml:space="preserve"> / </w:t>
+      </w:r>
+      <w:r>
+        <w:rPr>
+          <w:rFonts w:ascii="Tahoma" w:hAnsi="Tahoma" w:cs="Tahoma"/>
+          <w:sz w:val="19"/>
+          <w:szCs w:val="20"/>
+        </w:rPr>
+        <w:t>数字陷阱</w:t>
+      </w:r>
+      <w:r>
+        <w:rPr>
+          <w:rFonts w:ascii="Tahoma" w:hAnsi="Tahoma" w:cs="Tahoma"/>
+          <w:sz w:val="19"/>
+          <w:szCs w:val="20"/>
+        </w:rPr>
+        <w:t xml:space="preserve"> / </w:t>
+      </w:r>
+      <w:r>
+        <w:rPr>
+          <w:rFonts w:ascii="Tahoma" w:hAnsi="Tahoma" w:cs="Tahoma"/>
+          <w:sz w:val="19"/>
+          <w:szCs w:val="20"/>
+        </w:rPr>
+        <w:t>规则已知会错的对抗题），期望值为</w:t>
+      </w:r>
+      <w:r>
+        <w:rPr>
+          <w:rFonts w:ascii="Tahoma" w:hAnsi="Tahoma" w:cs="Tahoma"/>
+          <w:sz w:val="19"/>
+          <w:szCs w:val="20"/>
+        </w:rPr>
+        <w:t xml:space="preserve"> tool call </w:t>
+      </w:r>
+      <w:r>
+        <w:rPr>
+          <w:rFonts w:ascii="Tahoma" w:hAnsi="Tahoma" w:cs="Tahoma"/>
+          <w:sz w:val="19"/>
+          <w:szCs w:val="20"/>
+        </w:rPr>
+        <w:t>而非答案文本，</w:t>
+      </w:r>
+      <w:r>
+        <w:rPr>
+          <w:rFonts w:ascii="Tahoma" w:hAnsi="Tahoma" w:cs="Tahoma"/>
+          <w:sz w:val="19"/>
+          <w:szCs w:val="20"/>
+        </w:rPr>
+        <w:t xml:space="preserve">harness </w:t>
+      </w:r>
+      <w:r>
+        <w:rPr>
+          <w:rFonts w:ascii="Tahoma" w:hAnsi="Tahoma" w:cs="Tahoma"/>
+          <w:sz w:val="19"/>
+          <w:szCs w:val="20"/>
+        </w:rPr>
+        <w:t>对</w:t>
+      </w:r>
+      <w:r>
+        <w:rPr>
+          <w:rFonts w:ascii="Tahoma" w:hAnsi="Tahoma" w:cs="Tahoma"/>
+          <w:sz w:val="19"/>
+          <w:szCs w:val="20"/>
+        </w:rPr>
+        <w:t xml:space="preserve"> router </w:t>
+      </w:r>
+      <w:r>
+        <w:rPr>
+          <w:rFonts w:ascii="Tahoma" w:hAnsi="Tahoma" w:cs="Tahoma"/>
+          <w:sz w:val="19"/>
+          <w:szCs w:val="20"/>
+        </w:rPr>
+        <w:t>实现无知；消融显示同一模型不加</w:t>
+      </w:r>
+      <w:r>
+        <w:rPr>
+          <w:rFonts w:ascii="Tahoma" w:hAnsi="Tahoma" w:cs="Tahoma"/>
+          <w:sz w:val="19"/>
+          <w:szCs w:val="20"/>
+        </w:rPr>
+        <w:t xml:space="preserve"> system prompt </w:t>
+      </w:r>
+      <w:r>
+        <w:rPr>
+          <w:rFonts w:ascii="Tahoma" w:hAnsi="Tahoma" w:cs="Tahoma"/>
+          <w:sz w:val="19"/>
+          <w:szCs w:val="20"/>
+        </w:rPr>
+        <w:t>仅</w:t>
+      </w:r>
+      <w:r>
+        <w:rPr>
+          <w:rFonts w:ascii="Tahoma" w:hAnsi="Tahoma" w:cs="Tahoma"/>
+          <w:sz w:val="19"/>
+          <w:szCs w:val="20"/>
+        </w:rPr>
+        <w:t xml:space="preserve"> 63.3%——</w:t>
+      </w:r>
+      <w:r>
+        <w:rPr>
+          <w:rFonts w:ascii="Tahoma" w:hAnsi="Tahoma" w:cs="Tahoma"/>
+          <w:sz w:val="19"/>
+          <w:szCs w:val="20"/>
+        </w:rPr>
+        <w:t>准确率主要由工具说明书与策略</w:t>
+      </w:r>
+      <w:r>
+        <w:rPr>
+          <w:rFonts w:ascii="Tahoma" w:hAnsi="Tahoma" w:cs="Tahoma"/>
+          <w:sz w:val="19"/>
+          <w:szCs w:val="20"/>
+        </w:rPr>
+        <w:t xml:space="preserve"> prompt </w:t>
+      </w:r>
+      <w:r>
+        <w:rPr>
+          <w:rFonts w:ascii="Tahoma" w:hAnsi="Tahoma" w:cs="Tahoma"/>
+          <w:sz w:val="19"/>
+          <w:szCs w:val="20"/>
+        </w:rPr>
+        <w:t>决定；报告如实标注局限（题量</w:t>
+      </w:r>
+      <w:r>
+        <w:rPr>
+          <w:rFonts w:ascii="Tahoma" w:hAnsi="Tahoma" w:cs="Tahoma"/>
+          <w:sz w:val="19"/>
+          <w:szCs w:val="20"/>
+        </w:rPr>
+        <w:t xml:space="preserve"> 30</w:t>
+      </w:r>
+      <w:r>
+        <w:rPr>
+          <w:rFonts w:ascii="Tahoma" w:hAnsi="Tahoma" w:cs="Tahoma"/>
+          <w:sz w:val="19"/>
+          <w:szCs w:val="20"/>
+        </w:rPr>
+        <w:t>、单模型单次）。</w:t>
+      </w:r>
     </w:p>
     <w:p>
       <w:pPr>
-        <w:rPr>
-          <w:rFonts w:ascii="Tahoma" w:hAnsi="Tahoma" w:cs="Tahoma"/>
-          <w:b/>
-          <w:bCs/>
-          <w:sz w:val="19"/>
-        </w:rPr>
-      </w:pPr>
-      <w:r>
-        <w:rPr>
-          <w:rFonts w:ascii="Tahoma" w:hAnsi="Tahoma" w:cs="Tahoma"/>
-          <w:b/>
-          <w:bCs/>
-          <w:sz w:val="19"/>
-        </w:rPr>
-        <w:t xml:space="preserve">多智能体 Actor-Critic 方法中的价值函数分解研究（本科毕业设计、GitHub 开源）</w:t>
-      </w:r>
-      <w:r>
-        <w:rPr>
-          <w:rFonts w:ascii="Tahoma" w:hAnsi="Tahoma" w:cs="Tahoma"/>
-          <w:sz w:val="19"/>
-        </w:rPr>
-        <w:br/>
-      </w:r>
-      <w:r>
-        <w:rPr>
-          <w:rFonts w:ascii="Tahoma" w:hAnsi="Tahoma" w:cs="Tahoma"/>
-          <w:b/>
-          <w:bCs/>
-          <w:sz w:val="19"/>
-        </w:rPr>
-        <w:t xml:space="preserve">项目描述：</w:t>
-      </w:r>
-      <w:r>
-        <w:rPr>
-          <w:rFonts w:ascii="Tahoma" w:hAnsi="Tahoma" w:cs="Tahoma"/>
-          <w:sz w:val="19"/>
-        </w:rPr>
-        <w:t xml:space="preserve">在 MAPPO 的 critic 上分别接入 VDN 加性分解与 QMIX 单调 mixing 做单变量对照：三个变体共用同一套 runner / buffer / shared RNN actor 与全部 PPO 超参，差异只在 critic 分支。结论与直觉相反——表达能力更强的 critic 没有赢：稀疏奖励的 Predator-Prey（300k steps）上，最简单的加性分解唯一学到正回报（≈150），单体 critic 始终为负（−300 → −30），单调 mixing 的 critic loss 起手即达 5.4×10⁴、200k 步后二次发散。代码与实验图表开源：</w:t>
-      </w:r>
-      <w:r>
-        <w:rPr>
-          <w:rStyle w:val="af2"/>
-          <w:rFonts w:ascii="Tahoma" w:hAnsi="Tahoma" w:cs="Tahoma"/>
-          <w:sz w:val="19"/>
-        </w:rPr>
-        <w:t xml:space="preserve">github.com/leyancode/marl-value-factorisation</w:t>
+        <w:numPr>
+          <w:ilvl w:val="0"/>
+          <w:numId w:val="7"/>
+        </w:numPr>
+        <w:rPr>
+          <w:rFonts w:ascii="Tahoma" w:hAnsi="Tahoma" w:cs="Tahoma"/>
+          <w:sz w:val="19"/>
+          <w:szCs w:val="20"/>
+        </w:rPr>
+      </w:pPr>
+      <w:r>
+        <w:rPr>
+          <w:rFonts w:ascii="Tahoma" w:hAnsi="Tahoma" w:cs="Tahoma"/>
+          <w:sz w:val="19"/>
+          <w:szCs w:val="20"/>
+        </w:rPr>
+        <w:t>工程化外围：</w:t>
+      </w:r>
+      <w:r>
+        <w:rPr>
+          <w:rFonts w:ascii="Tahoma" w:hAnsi="Tahoma" w:cs="Tahoma"/>
+          <w:sz w:val="19"/>
+          <w:szCs w:val="20"/>
+        </w:rPr>
+        <w:t xml:space="preserve">trace_id </w:t>
+      </w:r>
+      <w:r>
+        <w:rPr>
+          <w:rFonts w:ascii="Tahoma" w:hAnsi="Tahoma" w:cs="Tahoma"/>
+          <w:sz w:val="19"/>
+          <w:szCs w:val="20"/>
+        </w:rPr>
+        <w:t>贯穿的</w:t>
+      </w:r>
+      <w:r>
+        <w:rPr>
+          <w:rFonts w:ascii="Tahoma" w:hAnsi="Tahoma" w:cs="Tahoma"/>
+          <w:sz w:val="19"/>
+          <w:szCs w:val="20"/>
+        </w:rPr>
+        <w:t xml:space="preserve"> JSON Lines </w:t>
+      </w:r>
+      <w:r>
+        <w:rPr>
+          <w:rFonts w:ascii="Tahoma" w:hAnsi="Tahoma" w:cs="Tahoma"/>
+          <w:sz w:val="19"/>
+          <w:szCs w:val="20"/>
+        </w:rPr>
+        <w:t>事件流可完整回放一次执行，脱敏收敛在单一出口点；</w:t>
+      </w:r>
+      <w:r>
+        <w:rPr>
+          <w:rFonts w:ascii="Tahoma" w:hAnsi="Tahoma" w:cs="Tahoma"/>
+          <w:sz w:val="19"/>
+          <w:szCs w:val="20"/>
+        </w:rPr>
+        <w:t xml:space="preserve">FastAPI </w:t>
+      </w:r>
+      <w:r>
+        <w:rPr>
+          <w:rFonts w:ascii="Tahoma" w:hAnsi="Tahoma" w:cs="Tahoma"/>
+          <w:sz w:val="19"/>
+          <w:szCs w:val="20"/>
+        </w:rPr>
+        <w:t>暴露</w:t>
+      </w:r>
+      <w:r>
+        <w:rPr>
+          <w:rFonts w:ascii="Tahoma" w:hAnsi="Tahoma" w:cs="Tahoma"/>
+          <w:sz w:val="19"/>
+          <w:szCs w:val="20"/>
+        </w:rPr>
+        <w:t xml:space="preserve"> POST /ask</w:t>
+      </w:r>
+      <w:r>
+        <w:rPr>
+          <w:rFonts w:ascii="Tahoma" w:hAnsi="Tahoma" w:cs="Tahoma"/>
+          <w:sz w:val="19"/>
+          <w:szCs w:val="20"/>
+        </w:rPr>
+        <w:t>，缺</w:t>
+      </w:r>
+      <w:r>
+        <w:rPr>
+          <w:rFonts w:ascii="Tahoma" w:hAnsi="Tahoma" w:cs="Tahoma"/>
+          <w:sz w:val="19"/>
+          <w:szCs w:val="20"/>
+        </w:rPr>
+        <w:t xml:space="preserve"> key </w:t>
+      </w:r>
+      <w:r>
+        <w:rPr>
+          <w:rFonts w:ascii="Tahoma" w:hAnsi="Tahoma" w:cs="Tahoma"/>
+          <w:sz w:val="19"/>
+          <w:szCs w:val="20"/>
+        </w:rPr>
+        <w:t>映射</w:t>
+      </w:r>
+      <w:r>
+        <w:rPr>
+          <w:rFonts w:ascii="Tahoma" w:hAnsi="Tahoma" w:cs="Tahoma"/>
+          <w:sz w:val="19"/>
+          <w:szCs w:val="20"/>
+        </w:rPr>
+        <w:t xml:space="preserve"> 503 </w:t>
+      </w:r>
+      <w:r>
+        <w:rPr>
+          <w:rFonts w:ascii="Tahoma" w:hAnsi="Tahoma" w:cs="Tahoma"/>
+          <w:sz w:val="19"/>
+          <w:szCs w:val="20"/>
+        </w:rPr>
+        <w:t>而非</w:t>
+      </w:r>
+      <w:r>
+        <w:rPr>
+          <w:rFonts w:ascii="Tahoma" w:hAnsi="Tahoma" w:cs="Tahoma"/>
+          <w:sz w:val="19"/>
+          <w:szCs w:val="20"/>
+        </w:rPr>
+        <w:t xml:space="preserve"> 500</w:t>
+      </w:r>
+      <w:r>
+        <w:rPr>
+          <w:rFonts w:ascii="Tahoma" w:hAnsi="Tahoma" w:cs="Tahoma"/>
+          <w:sz w:val="19"/>
+          <w:szCs w:val="20"/>
+        </w:rPr>
+        <w:t>，与</w:t>
+      </w:r>
+      <w:r>
+        <w:rPr>
+          <w:rFonts w:ascii="Tahoma" w:hAnsi="Tahoma" w:cs="Tahoma"/>
+          <w:sz w:val="19"/>
+          <w:szCs w:val="20"/>
+        </w:rPr>
+        <w:t xml:space="preserve"> CLI </w:t>
+      </w:r>
+      <w:r>
+        <w:rPr>
+          <w:rFonts w:ascii="Tahoma" w:hAnsi="Tahoma" w:cs="Tahoma"/>
+          <w:sz w:val="19"/>
+          <w:szCs w:val="20"/>
+        </w:rPr>
+        <w:t>的退出码</w:t>
+      </w:r>
+      <w:r>
+        <w:rPr>
+          <w:rFonts w:ascii="Tahoma" w:hAnsi="Tahoma" w:cs="Tahoma"/>
+          <w:sz w:val="19"/>
+          <w:szCs w:val="20"/>
+        </w:rPr>
+        <w:t xml:space="preserve"> 2 </w:t>
+      </w:r>
+      <w:r>
+        <w:rPr>
+          <w:rFonts w:ascii="Tahoma" w:hAnsi="Tahoma" w:cs="Tahoma"/>
+          <w:sz w:val="19"/>
+          <w:szCs w:val="20"/>
+        </w:rPr>
+        <w:t>各自独立；最小</w:t>
+      </w:r>
+      <w:r>
+        <w:rPr>
+          <w:rFonts w:ascii="Tahoma" w:hAnsi="Tahoma" w:cs="Tahoma"/>
+          <w:sz w:val="19"/>
+          <w:szCs w:val="20"/>
+        </w:rPr>
+        <w:t xml:space="preserve"> RAG </w:t>
+      </w:r>
+      <w:r>
+        <w:rPr>
+          <w:rFonts w:ascii="Tahoma" w:hAnsi="Tahoma" w:cs="Tahoma"/>
+          <w:sz w:val="19"/>
+          <w:szCs w:val="20"/>
+        </w:rPr>
+        <w:t>用</w:t>
+      </w:r>
+      <w:r>
+        <w:rPr>
+          <w:rFonts w:ascii="Tahoma" w:hAnsi="Tahoma" w:cs="Tahoma"/>
+          <w:sz w:val="19"/>
+          <w:szCs w:val="20"/>
+        </w:rPr>
+        <w:t xml:space="preserve"> IDF </w:t>
+      </w:r>
+      <w:r>
+        <w:rPr>
+          <w:rFonts w:ascii="Tahoma" w:hAnsi="Tahoma" w:cs="Tahoma"/>
+          <w:sz w:val="19"/>
+          <w:szCs w:val="20"/>
+        </w:rPr>
+        <w:t>加权词法检索（纯标准库、刻意不用向量库），检索不到即返回空、不注入，未开启时</w:t>
+      </w:r>
+      <w:r>
+        <w:rPr>
+          <w:rFonts w:ascii="Tahoma" w:hAnsi="Tahoma" w:cs="Tahoma"/>
+          <w:sz w:val="19"/>
+          <w:szCs w:val="20"/>
+        </w:rPr>
+        <w:t xml:space="preserve"> messages </w:t>
+      </w:r>
+      <w:r>
+        <w:rPr>
+          <w:rFonts w:ascii="Tahoma" w:hAnsi="Tahoma" w:cs="Tahoma"/>
+          <w:sz w:val="19"/>
+          <w:szCs w:val="20"/>
+        </w:rPr>
+        <w:t>与评测时逐字节一致以保结论可比。</w:t>
       </w:r>
     </w:p>
     <w:p>
       <w:pPr>
         <w:rPr>
-          <w:rFonts w:ascii="Tahoma" w:hAnsi="Tahoma" w:cs="Tahoma"/>
-          <w:b/>
-          <w:bCs/>
-          <w:sz w:val="19"/>
-        </w:rPr>
-      </w:pPr>
-      <w:r>
-        <w:rPr>
-          <w:rFonts w:ascii="Tahoma" w:hAnsi="Tahoma" w:cs="Tahoma"/>
-          <w:b/>
-          <w:bCs/>
-          <w:sz w:val="19"/>
-        </w:rPr>
-        <w:t xml:space="preserve">技术栈：Python、PyTorch、PyMARL、MAPPO、VDN、QMIX、CTDE、PPO、PettingZoo / MPE2</w:t>
+          <w:sz w:val="12"/>
+        </w:rPr>
+      </w:pPr>
+    </w:p>
+    <w:p>
+      <w:pPr>
+        <w:rPr>
+          <w:rFonts w:ascii="Tahoma" w:hAnsi="Tahoma" w:cs="Tahoma"/>
+          <w:b/>
+          <w:bCs/>
+          <w:sz w:val="19"/>
+        </w:rPr>
+      </w:pPr>
+      <w:r>
+        <w:rPr>
+          <w:rFonts w:ascii="Tahoma" w:hAnsi="Tahoma" w:cs="Tahoma"/>
+          <w:b/>
+          <w:bCs/>
+          <w:sz w:val="24"/>
+          <w:szCs w:val="24"/>
+        </w:rPr>
+        <w:t>多智能体</w:t>
+      </w:r>
+      <w:r>
+        <w:rPr>
+          <w:rFonts w:ascii="Tahoma" w:hAnsi="Tahoma" w:cs="Tahoma"/>
+          <w:b/>
+          <w:bCs/>
+          <w:sz w:val="24"/>
+          <w:szCs w:val="24"/>
+        </w:rPr>
+        <w:t xml:space="preserve"> Actor-Critic </w:t>
+      </w:r>
+      <w:r>
+        <w:rPr>
+          <w:rFonts w:ascii="Tahoma" w:hAnsi="Tahoma" w:cs="Tahoma"/>
+          <w:b/>
+          <w:bCs/>
+          <w:sz w:val="24"/>
+          <w:szCs w:val="24"/>
+        </w:rPr>
+        <w:t>方法中的价值函数分解研究（本科毕业设计）</w:t>
+      </w:r>
+      <w:r>
+        <w:rPr>
+          <w:rStyle w:val="af2"/>
+          <w:rFonts w:ascii="Tahoma" w:hAnsi="Tahoma" w:cs="Tahoma"/>
+          <w:sz w:val="19"/>
+        </w:rPr>
+        <w:t>github.com/</w:t>
+      </w:r>
+      <w:proofErr w:type="spellStart"/>
+      <w:r>
+        <w:rPr>
+          <w:rStyle w:val="af2"/>
+          <w:rFonts w:ascii="Tahoma" w:hAnsi="Tahoma" w:cs="Tahoma"/>
+          <w:sz w:val="19"/>
+        </w:rPr>
+        <w:t>leyancode</w:t>
+      </w:r>
+      <w:proofErr w:type="spellEnd"/>
+      <w:r>
+        <w:rPr>
+          <w:rStyle w:val="af2"/>
+          <w:rFonts w:ascii="Tahoma" w:hAnsi="Tahoma" w:cs="Tahoma"/>
+          <w:sz w:val="19"/>
+        </w:rPr>
+        <w:t>/marl-value-</w:t>
+      </w:r>
+      <w:proofErr w:type="spellStart"/>
+      <w:r>
+        <w:rPr>
+          <w:rStyle w:val="af2"/>
+          <w:rFonts w:ascii="Tahoma" w:hAnsi="Tahoma" w:cs="Tahoma"/>
+          <w:sz w:val="19"/>
+        </w:rPr>
+        <w:t>factorisation</w:t>
+      </w:r>
+      <w:proofErr w:type="spellEnd"/>
+      <w:r>
+        <w:rPr>
+          <w:rFonts w:ascii="Tahoma" w:hAnsi="Tahoma" w:cs="Tahoma"/>
+          <w:sz w:val="19"/>
+        </w:rPr>
+        <w:br/>
+      </w:r>
+      <w:r>
+        <w:rPr>
+          <w:rFonts w:ascii="Tahoma" w:hAnsi="Tahoma" w:cs="Tahoma"/>
+          <w:b/>
+          <w:bCs/>
+          <w:sz w:val="19"/>
+        </w:rPr>
+        <w:t>项目描述：</w:t>
+      </w:r>
+      <w:r>
+        <w:rPr>
+          <w:rFonts w:ascii="Tahoma" w:hAnsi="Tahoma" w:cs="Tahoma"/>
+          <w:sz w:val="19"/>
+        </w:rPr>
+        <w:t>在</w:t>
+      </w:r>
+      <w:r>
+        <w:rPr>
+          <w:rFonts w:ascii="Tahoma" w:hAnsi="Tahoma" w:cs="Tahoma"/>
+          <w:sz w:val="19"/>
+        </w:rPr>
+        <w:t xml:space="preserve"> MAPPO </w:t>
+      </w:r>
+      <w:r>
+        <w:rPr>
+          <w:rFonts w:ascii="Tahoma" w:hAnsi="Tahoma" w:cs="Tahoma"/>
+          <w:sz w:val="19"/>
+        </w:rPr>
+        <w:t>的</w:t>
+      </w:r>
+      <w:r>
+        <w:rPr>
+          <w:rFonts w:ascii="Tahoma" w:hAnsi="Tahoma" w:cs="Tahoma"/>
+          <w:sz w:val="19"/>
+        </w:rPr>
+        <w:t xml:space="preserve"> critic </w:t>
+      </w:r>
+      <w:r>
+        <w:rPr>
+          <w:rFonts w:ascii="Tahoma" w:hAnsi="Tahoma" w:cs="Tahoma"/>
+          <w:sz w:val="19"/>
+        </w:rPr>
+        <w:t>上分别接入</w:t>
+      </w:r>
+      <w:r>
+        <w:rPr>
+          <w:rFonts w:ascii="Tahoma" w:hAnsi="Tahoma" w:cs="Tahoma"/>
+          <w:sz w:val="19"/>
+        </w:rPr>
+        <w:t xml:space="preserve"> VDN </w:t>
+      </w:r>
+      <w:r>
+        <w:rPr>
+          <w:rFonts w:ascii="Tahoma" w:hAnsi="Tahoma" w:cs="Tahoma"/>
+          <w:sz w:val="19"/>
+        </w:rPr>
+        <w:t>加性分解与</w:t>
+      </w:r>
+      <w:r>
+        <w:rPr>
+          <w:rFonts w:ascii="Tahoma" w:hAnsi="Tahoma" w:cs="Tahoma"/>
+          <w:sz w:val="19"/>
+        </w:rPr>
+        <w:t xml:space="preserve"> QMIX </w:t>
+      </w:r>
+      <w:r>
+        <w:rPr>
+          <w:rFonts w:ascii="Tahoma" w:hAnsi="Tahoma" w:cs="Tahoma"/>
+          <w:sz w:val="19"/>
+        </w:rPr>
+        <w:t>单调</w:t>
+      </w:r>
+      <w:r>
+        <w:rPr>
+          <w:rFonts w:ascii="Tahoma" w:hAnsi="Tahoma" w:cs="Tahoma"/>
+          <w:sz w:val="19"/>
+        </w:rPr>
+        <w:t xml:space="preserve"> mixing </w:t>
+      </w:r>
+      <w:r>
+        <w:rPr>
+          <w:rFonts w:ascii="Tahoma" w:hAnsi="Tahoma" w:cs="Tahoma"/>
+          <w:sz w:val="19"/>
+        </w:rPr>
+        <w:t>做单变量对照：三个变体共用同一套</w:t>
+      </w:r>
+      <w:r>
+        <w:rPr>
+          <w:rFonts w:ascii="Tahoma" w:hAnsi="Tahoma" w:cs="Tahoma"/>
+          <w:sz w:val="19"/>
+        </w:rPr>
+        <w:t xml:space="preserve"> runner / buffer / shared RNN actor </w:t>
+      </w:r>
+      <w:r>
+        <w:rPr>
+          <w:rFonts w:ascii="Tahoma" w:hAnsi="Tahoma" w:cs="Tahoma"/>
+          <w:sz w:val="19"/>
+        </w:rPr>
+        <w:t>与全部</w:t>
+      </w:r>
+      <w:r>
+        <w:rPr>
+          <w:rFonts w:ascii="Tahoma" w:hAnsi="Tahoma" w:cs="Tahoma"/>
+          <w:sz w:val="19"/>
+        </w:rPr>
+        <w:t xml:space="preserve"> PPO </w:t>
+      </w:r>
+      <w:r>
+        <w:rPr>
+          <w:rFonts w:ascii="Tahoma" w:hAnsi="Tahoma" w:cs="Tahoma"/>
+          <w:sz w:val="19"/>
+        </w:rPr>
+        <w:t>超参，差异只在</w:t>
+      </w:r>
+      <w:r>
+        <w:rPr>
+          <w:rFonts w:ascii="Tahoma" w:hAnsi="Tahoma" w:cs="Tahoma"/>
+          <w:sz w:val="19"/>
+        </w:rPr>
+        <w:t xml:space="preserve"> critic </w:t>
+      </w:r>
+      <w:r>
+        <w:rPr>
+          <w:rFonts w:ascii="Tahoma" w:hAnsi="Tahoma" w:cs="Tahoma"/>
+          <w:sz w:val="19"/>
+        </w:rPr>
+        <w:t>分支。结论与直觉相反</w:t>
+      </w:r>
+      <w:r>
+        <w:rPr>
+          <w:rFonts w:ascii="Tahoma" w:hAnsi="Tahoma" w:cs="Tahoma"/>
+          <w:sz w:val="19"/>
+        </w:rPr>
+        <w:t>——</w:t>
+      </w:r>
+      <w:r>
+        <w:rPr>
+          <w:rFonts w:ascii="Tahoma" w:hAnsi="Tahoma" w:cs="Tahoma"/>
+          <w:sz w:val="19"/>
+        </w:rPr>
+        <w:t>表达能力更强的</w:t>
+      </w:r>
+      <w:r>
+        <w:rPr>
+          <w:rFonts w:ascii="Tahoma" w:hAnsi="Tahoma" w:cs="Tahoma"/>
+          <w:sz w:val="19"/>
+        </w:rPr>
+        <w:t xml:space="preserve"> critic </w:t>
+      </w:r>
+      <w:r>
+        <w:rPr>
+          <w:rFonts w:ascii="Tahoma" w:hAnsi="Tahoma" w:cs="Tahoma"/>
+          <w:sz w:val="19"/>
+        </w:rPr>
+        <w:t>没有赢：稀疏奖励的</w:t>
+      </w:r>
+      <w:r>
+        <w:rPr>
+          <w:rFonts w:ascii="Tahoma" w:hAnsi="Tahoma" w:cs="Tahoma"/>
+          <w:sz w:val="19"/>
+        </w:rPr>
+        <w:t xml:space="preserve"> Predator-Prey</w:t>
+      </w:r>
+      <w:r>
+        <w:rPr>
+          <w:rFonts w:ascii="Tahoma" w:hAnsi="Tahoma" w:cs="Tahoma"/>
+          <w:sz w:val="19"/>
+        </w:rPr>
+        <w:t>（</w:t>
+      </w:r>
+      <w:r>
+        <w:rPr>
+          <w:rFonts w:ascii="Tahoma" w:hAnsi="Tahoma" w:cs="Tahoma"/>
+          <w:sz w:val="19"/>
+        </w:rPr>
+        <w:t>300k steps</w:t>
+      </w:r>
+      <w:r>
+        <w:rPr>
+          <w:rFonts w:ascii="Tahoma" w:hAnsi="Tahoma" w:cs="Tahoma"/>
+          <w:sz w:val="19"/>
+        </w:rPr>
+        <w:t>）上，最简单的加性分解唯一学到正回报（</w:t>
+      </w:r>
+      <w:r>
+        <w:rPr>
+          <w:rFonts w:ascii="Tahoma" w:hAnsi="Tahoma" w:cs="Tahoma"/>
+          <w:sz w:val="19"/>
+        </w:rPr>
+        <w:t>≈150</w:t>
+      </w:r>
+      <w:r>
+        <w:rPr>
+          <w:rFonts w:ascii="Tahoma" w:hAnsi="Tahoma" w:cs="Tahoma"/>
+          <w:sz w:val="19"/>
+        </w:rPr>
+        <w:t>），单体</w:t>
+      </w:r>
+      <w:r>
+        <w:rPr>
+          <w:rFonts w:ascii="Tahoma" w:hAnsi="Tahoma" w:cs="Tahoma"/>
+          <w:sz w:val="19"/>
+        </w:rPr>
+        <w:t xml:space="preserve"> critic </w:t>
+      </w:r>
+      <w:r>
+        <w:rPr>
+          <w:rFonts w:ascii="Tahoma" w:hAnsi="Tahoma" w:cs="Tahoma"/>
+          <w:sz w:val="19"/>
+        </w:rPr>
+        <w:t>始终为负（</w:t>
+      </w:r>
+      <w:r>
+        <w:rPr>
+          <w:rFonts w:ascii="Tahoma" w:hAnsi="Tahoma" w:cs="Tahoma"/>
+          <w:sz w:val="19"/>
+        </w:rPr>
+        <w:t>−300 → −30</w:t>
+      </w:r>
+      <w:r>
+        <w:rPr>
+          <w:rFonts w:ascii="Tahoma" w:hAnsi="Tahoma" w:cs="Tahoma"/>
+          <w:sz w:val="19"/>
+        </w:rPr>
+        <w:t>），单调</w:t>
+      </w:r>
+      <w:r>
+        <w:rPr>
+          <w:rFonts w:ascii="Tahoma" w:hAnsi="Tahoma" w:cs="Tahoma"/>
+          <w:sz w:val="19"/>
+        </w:rPr>
+        <w:t xml:space="preserve"> mixing </w:t>
+      </w:r>
+      <w:r>
+        <w:rPr>
+          <w:rFonts w:ascii="Tahoma" w:hAnsi="Tahoma" w:cs="Tahoma"/>
+          <w:sz w:val="19"/>
+        </w:rPr>
+        <w:t>的</w:t>
+      </w:r>
+      <w:r>
+        <w:rPr>
+          <w:rFonts w:ascii="Tahoma" w:hAnsi="Tahoma" w:cs="Tahoma"/>
+          <w:sz w:val="19"/>
+        </w:rPr>
+        <w:t xml:space="preserve"> critic loss </w:t>
+      </w:r>
+      <w:r>
+        <w:rPr>
+          <w:rFonts w:ascii="Tahoma" w:hAnsi="Tahoma" w:cs="Tahoma"/>
+          <w:sz w:val="19"/>
+        </w:rPr>
+        <w:t>起手即达</w:t>
+      </w:r>
+      <w:r>
+        <w:rPr>
+          <w:rFonts w:ascii="Tahoma" w:hAnsi="Tahoma" w:cs="Tahoma"/>
+          <w:sz w:val="19"/>
+        </w:rPr>
+        <w:t xml:space="preserve"> 5.4×10⁴</w:t>
+      </w:r>
+      <w:r>
+        <w:rPr>
+          <w:rFonts w:ascii="Tahoma" w:hAnsi="Tahoma" w:cs="Tahoma"/>
+          <w:sz w:val="19"/>
+        </w:rPr>
+        <w:t>、</w:t>
+      </w:r>
+      <w:r>
+        <w:rPr>
+          <w:rFonts w:ascii="Tahoma" w:hAnsi="Tahoma" w:cs="Tahoma"/>
+          <w:sz w:val="19"/>
+        </w:rPr>
+        <w:t xml:space="preserve">200k </w:t>
+      </w:r>
+      <w:r>
+        <w:rPr>
+          <w:rFonts w:ascii="Tahoma" w:hAnsi="Tahoma" w:cs="Tahoma"/>
+          <w:sz w:val="19"/>
+        </w:rPr>
+        <w:t>步后二次发散。代码与实验图表开源：</w:t>
+      </w:r>
+    </w:p>
+    <w:p>
+      <w:pPr>
+        <w:rPr>
+          <w:rFonts w:ascii="Tahoma" w:hAnsi="Tahoma" w:cs="Tahoma"/>
+          <w:b/>
+          <w:bCs/>
+          <w:sz w:val="19"/>
+        </w:rPr>
+      </w:pPr>
+      <w:r>
+        <w:rPr>
+          <w:rFonts w:ascii="Tahoma" w:hAnsi="Tahoma" w:cs="Tahoma"/>
+          <w:b/>
+          <w:bCs/>
+          <w:sz w:val="19"/>
+        </w:rPr>
+        <w:t>技术</w:t>
+      </w:r>
+      <w:proofErr w:type="gramStart"/>
+      <w:r>
+        <w:rPr>
+          <w:rFonts w:ascii="Tahoma" w:hAnsi="Tahoma" w:cs="Tahoma"/>
+          <w:b/>
+          <w:bCs/>
+          <w:sz w:val="19"/>
+        </w:rPr>
+        <w:t>栈</w:t>
+      </w:r>
+      <w:proofErr w:type="gramEnd"/>
+      <w:r>
+        <w:rPr>
+          <w:rFonts w:ascii="Tahoma" w:hAnsi="Tahoma" w:cs="Tahoma"/>
+          <w:b/>
+          <w:bCs/>
+          <w:sz w:val="19"/>
+        </w:rPr>
+        <w:t>：</w:t>
+      </w:r>
+      <w:r>
+        <w:rPr>
+          <w:rFonts w:ascii="Tahoma" w:hAnsi="Tahoma" w:cs="Tahoma"/>
+          <w:b/>
+          <w:bCs/>
+          <w:sz w:val="19"/>
+        </w:rPr>
+        <w:t>Python</w:t>
+      </w:r>
+      <w:r>
+        <w:rPr>
+          <w:rFonts w:ascii="Tahoma" w:hAnsi="Tahoma" w:cs="Tahoma"/>
+          <w:b/>
+          <w:bCs/>
+          <w:sz w:val="19"/>
+        </w:rPr>
+        <w:t>、</w:t>
+      </w:r>
+      <w:r>
+        <w:rPr>
+          <w:rFonts w:ascii="Tahoma" w:hAnsi="Tahoma" w:cs="Tahoma"/>
+          <w:b/>
+          <w:bCs/>
+          <w:sz w:val="19"/>
+        </w:rPr>
+        <w:t>PyTorch</w:t>
+      </w:r>
+      <w:r>
+        <w:rPr>
+          <w:rFonts w:ascii="Tahoma" w:hAnsi="Tahoma" w:cs="Tahoma"/>
+          <w:b/>
+          <w:bCs/>
+          <w:sz w:val="19"/>
+        </w:rPr>
+        <w:t>、</w:t>
+      </w:r>
+      <w:r>
+        <w:rPr>
+          <w:rFonts w:ascii="Tahoma" w:hAnsi="Tahoma" w:cs="Tahoma"/>
+          <w:b/>
+          <w:bCs/>
+          <w:sz w:val="19"/>
+        </w:rPr>
+        <w:t>PyMARL</w:t>
+      </w:r>
+      <w:r>
+        <w:rPr>
+          <w:rFonts w:ascii="Tahoma" w:hAnsi="Tahoma" w:cs="Tahoma"/>
+          <w:b/>
+          <w:bCs/>
+          <w:sz w:val="19"/>
+        </w:rPr>
+        <w:t>、</w:t>
+      </w:r>
+      <w:r>
+        <w:rPr>
+          <w:rFonts w:ascii="Tahoma" w:hAnsi="Tahoma" w:cs="Tahoma"/>
+          <w:b/>
+          <w:bCs/>
+          <w:sz w:val="19"/>
+        </w:rPr>
+        <w:t>MAPPO</w:t>
+      </w:r>
+      <w:r>
+        <w:rPr>
+          <w:rFonts w:ascii="Tahoma" w:hAnsi="Tahoma" w:cs="Tahoma"/>
+          <w:b/>
+          <w:bCs/>
+          <w:sz w:val="19"/>
+        </w:rPr>
+        <w:t>、</w:t>
+      </w:r>
+      <w:r>
+        <w:rPr>
+          <w:rFonts w:ascii="Tahoma" w:hAnsi="Tahoma" w:cs="Tahoma"/>
+          <w:b/>
+          <w:bCs/>
+          <w:sz w:val="19"/>
+        </w:rPr>
+        <w:t>VDN</w:t>
+      </w:r>
+      <w:r>
+        <w:rPr>
+          <w:rFonts w:ascii="Tahoma" w:hAnsi="Tahoma" w:cs="Tahoma"/>
+          <w:b/>
+          <w:bCs/>
+          <w:sz w:val="19"/>
+        </w:rPr>
+        <w:t>、</w:t>
+      </w:r>
+      <w:r>
+        <w:rPr>
+          <w:rFonts w:ascii="Tahoma" w:hAnsi="Tahoma" w:cs="Tahoma"/>
+          <w:b/>
+          <w:bCs/>
+          <w:sz w:val="19"/>
+        </w:rPr>
+        <w:t>QMIX</w:t>
+      </w:r>
+      <w:r>
+        <w:rPr>
+          <w:rFonts w:ascii="Tahoma" w:hAnsi="Tahoma" w:cs="Tahoma"/>
+          <w:b/>
+          <w:bCs/>
+          <w:sz w:val="19"/>
+        </w:rPr>
+        <w:t>、</w:t>
+      </w:r>
+      <w:r>
+        <w:rPr>
+          <w:rFonts w:ascii="Tahoma" w:hAnsi="Tahoma" w:cs="Tahoma"/>
+          <w:b/>
+          <w:bCs/>
+          <w:sz w:val="19"/>
+        </w:rPr>
+        <w:t>CTDE</w:t>
+      </w:r>
+      <w:r>
+        <w:rPr>
+          <w:rFonts w:ascii="Tahoma" w:hAnsi="Tahoma" w:cs="Tahoma"/>
+          <w:b/>
+          <w:bCs/>
+          <w:sz w:val="19"/>
+        </w:rPr>
+        <w:t>、</w:t>
+      </w:r>
+      <w:r>
+        <w:rPr>
+          <w:rFonts w:ascii="Tahoma" w:hAnsi="Tahoma" w:cs="Tahoma"/>
+          <w:b/>
+          <w:bCs/>
+          <w:sz w:val="19"/>
+        </w:rPr>
+        <w:t>PPO</w:t>
+      </w:r>
+      <w:r>
+        <w:rPr>
+          <w:rFonts w:ascii="Tahoma" w:hAnsi="Tahoma" w:cs="Tahoma"/>
+          <w:b/>
+          <w:bCs/>
+          <w:sz w:val="19"/>
+        </w:rPr>
+        <w:t>、</w:t>
+      </w:r>
+      <w:r>
+        <w:rPr>
+          <w:rFonts w:ascii="Tahoma" w:hAnsi="Tahoma" w:cs="Tahoma"/>
+          <w:b/>
+          <w:bCs/>
+          <w:sz w:val="19"/>
+        </w:rPr>
+        <w:t>PettingZoo / MPE2</w:t>
       </w:r>
     </w:p>
     <w:p>
@@ -705,14 +3058,217 @@
           <w:rFonts w:ascii="Tahoma" w:hAnsi="Tahoma" w:cs="Tahoma"/>
           <w:sz w:val="19"/>
         </w:rPr>
-        <w:t xml:space="preserve">根因诊断：</w:t>
-      </w:r>
-      <w:r>
-        <w:rPr>
-          <w:rFonts w:ascii="Tahoma" w:hAnsi="Tahoma" w:cs="Tahoma"/>
-          <w:sz w:val="19"/>
-        </w:rPr>
-        <w:t xml:space="preserve">MAPPO-QMIX 的 TD 目标沿用 value-based QMIX 的 max_a Qᵢ（贪婪动作），而 actor 是 on-policy，相减得到的 td_error 并非合法 advantage 而是系统性偏乐观的量，可解释「回报冲过理论最优值后崩塌」；另定位 hypernet 经 softplus 生成的 mixing 权重（softplus(0) ≈ 0.69）对局部 Q 的梯度做乘性放大，是 critic loss 起手即达 5×10⁴ 的直接原因。</w:t>
+        <w:t>根因诊断：</w:t>
+      </w:r>
+      <w:r>
+        <w:rPr>
+          <w:rFonts w:ascii="Tahoma" w:hAnsi="Tahoma" w:cs="Tahoma"/>
+          <w:sz w:val="19"/>
+        </w:rPr>
+        <w:t xml:space="preserve">MAPPO-QMIX </w:t>
+      </w:r>
+      <w:r>
+        <w:rPr>
+          <w:rFonts w:ascii="Tahoma" w:hAnsi="Tahoma" w:cs="Tahoma"/>
+          <w:sz w:val="19"/>
+        </w:rPr>
+        <w:t>的</w:t>
+      </w:r>
+      <w:r>
+        <w:rPr>
+          <w:rFonts w:ascii="Tahoma" w:hAnsi="Tahoma" w:cs="Tahoma"/>
+          <w:sz w:val="19"/>
+        </w:rPr>
+        <w:t xml:space="preserve"> TD </w:t>
+      </w:r>
+      <w:r>
+        <w:rPr>
+          <w:rFonts w:ascii="Tahoma" w:hAnsi="Tahoma" w:cs="Tahoma"/>
+          <w:sz w:val="19"/>
+        </w:rPr>
+        <w:t>目标沿用</w:t>
+      </w:r>
+      <w:r>
+        <w:rPr>
+          <w:rFonts w:ascii="Tahoma" w:hAnsi="Tahoma" w:cs="Tahoma"/>
+          <w:sz w:val="19"/>
+        </w:rPr>
+        <w:t xml:space="preserve"> value-based QMIX </w:t>
+      </w:r>
+      <w:r>
+        <w:rPr>
+          <w:rFonts w:ascii="Tahoma" w:hAnsi="Tahoma" w:cs="Tahoma"/>
+          <w:sz w:val="19"/>
+        </w:rPr>
+        <w:t>的</w:t>
+      </w:r>
+      <w:r>
+        <w:rPr>
+          <w:rFonts w:ascii="Tahoma" w:hAnsi="Tahoma" w:cs="Tahoma"/>
+          <w:sz w:val="19"/>
+        </w:rPr>
+        <w:t xml:space="preserve"> max_a Qᵢ</w:t>
+      </w:r>
+      <w:r>
+        <w:rPr>
+          <w:rFonts w:ascii="Tahoma" w:hAnsi="Tahoma" w:cs="Tahoma"/>
+          <w:sz w:val="19"/>
+        </w:rPr>
+        <w:t>（贪婪动作），而</w:t>
+      </w:r>
+      <w:r>
+        <w:rPr>
+          <w:rFonts w:ascii="Tahoma" w:hAnsi="Tahoma" w:cs="Tahoma"/>
+          <w:sz w:val="19"/>
+        </w:rPr>
+        <w:t xml:space="preserve"> actor </w:t>
+      </w:r>
+      <w:r>
+        <w:rPr>
+          <w:rFonts w:ascii="Tahoma" w:hAnsi="Tahoma" w:cs="Tahoma"/>
+          <w:sz w:val="19"/>
+        </w:rPr>
+        <w:t>是</w:t>
+      </w:r>
+      <w:r>
+        <w:rPr>
+          <w:rFonts w:ascii="Tahoma" w:hAnsi="Tahoma" w:cs="Tahoma"/>
+          <w:sz w:val="19"/>
+        </w:rPr>
+        <w:t xml:space="preserve"> on-policy</w:t>
+      </w:r>
+      <w:r>
+        <w:rPr>
+          <w:rFonts w:ascii="Tahoma" w:hAnsi="Tahoma" w:cs="Tahoma"/>
+          <w:sz w:val="19"/>
+        </w:rPr>
+        <w:t>，相减得到的</w:t>
+      </w:r>
+      <w:r>
+        <w:rPr>
+          <w:rFonts w:ascii="Tahoma" w:hAnsi="Tahoma" w:cs="Tahoma"/>
+          <w:sz w:val="19"/>
+        </w:rPr>
+        <w:t xml:space="preserve"> td_error </w:t>
+      </w:r>
+      <w:r>
+        <w:rPr>
+          <w:rFonts w:ascii="Tahoma" w:hAnsi="Tahoma" w:cs="Tahoma"/>
+          <w:sz w:val="19"/>
+        </w:rPr>
+        <w:t>并非合法</w:t>
+      </w:r>
+      <w:r>
+        <w:rPr>
+          <w:rFonts w:ascii="Tahoma" w:hAnsi="Tahoma" w:cs="Tahoma"/>
+          <w:sz w:val="19"/>
+        </w:rPr>
+        <w:t xml:space="preserve"> advantage </w:t>
+      </w:r>
+      <w:r>
+        <w:rPr>
+          <w:rFonts w:ascii="Tahoma" w:hAnsi="Tahoma" w:cs="Tahoma"/>
+          <w:sz w:val="19"/>
+        </w:rPr>
+        <w:t>而是系统性偏乐观的量，可解释「回报冲过理论最优值后崩塌」；另定位</w:t>
+      </w:r>
+      <w:r>
+        <w:rPr>
+          <w:rFonts w:ascii="Tahoma" w:hAnsi="Tahoma" w:cs="Tahoma"/>
+          <w:sz w:val="19"/>
+        </w:rPr>
+        <w:t xml:space="preserve"> hypernet </w:t>
+      </w:r>
+      <w:r>
+        <w:rPr>
+          <w:rFonts w:ascii="Tahoma" w:hAnsi="Tahoma" w:cs="Tahoma"/>
+          <w:sz w:val="19"/>
+        </w:rPr>
+        <w:t>经</w:t>
+      </w:r>
+      <w:r>
+        <w:rPr>
+          <w:rFonts w:ascii="Tahoma" w:hAnsi="Tahoma" w:cs="Tahoma"/>
+          <w:sz w:val="19"/>
+        </w:rPr>
+        <w:t xml:space="preserve"> softplus </w:t>
+      </w:r>
+      <w:r>
+        <w:rPr>
+          <w:rFonts w:ascii="Tahoma" w:hAnsi="Tahoma" w:cs="Tahoma"/>
+          <w:sz w:val="19"/>
+        </w:rPr>
+        <w:t>生成的</w:t>
+      </w:r>
+      <w:r>
+        <w:rPr>
+          <w:rFonts w:ascii="Tahoma" w:hAnsi="Tahoma" w:cs="Tahoma"/>
+          <w:sz w:val="19"/>
+        </w:rPr>
+        <w:t xml:space="preserve"> mixing </w:t>
+      </w:r>
+      <w:r>
+        <w:rPr>
+          <w:rFonts w:ascii="Tahoma" w:hAnsi="Tahoma" w:cs="Tahoma"/>
+          <w:sz w:val="19"/>
+        </w:rPr>
+        <w:t>权重（</w:t>
+      </w:r>
+      <w:r>
+        <w:rPr>
+          <w:rFonts w:ascii="Tahoma" w:hAnsi="Tahoma" w:cs="Tahoma"/>
+          <w:sz w:val="19"/>
+        </w:rPr>
+        <w:t>softplus(0) ≈ 0.69</w:t>
+      </w:r>
+      <w:r>
+        <w:rPr>
+          <w:rFonts w:ascii="Tahoma" w:hAnsi="Tahoma" w:cs="Tahoma"/>
+          <w:sz w:val="19"/>
+        </w:rPr>
+        <w:t>）对局部</w:t>
+      </w:r>
+      <w:r>
+        <w:rPr>
+          <w:rFonts w:ascii="Tahoma" w:hAnsi="Tahoma" w:cs="Tahoma"/>
+          <w:sz w:val="19"/>
+        </w:rPr>
+        <w:t xml:space="preserve"> Q </w:t>
+      </w:r>
+      <w:r>
+        <w:rPr>
+          <w:rFonts w:ascii="Tahoma" w:hAnsi="Tahoma" w:cs="Tahoma"/>
+          <w:sz w:val="19"/>
+        </w:rPr>
+        <w:t>的梯度做乘性放大，是</w:t>
+      </w:r>
+      <w:r>
+        <w:rPr>
+          <w:rFonts w:ascii="Tahoma" w:hAnsi="Tahoma" w:cs="Tahoma"/>
+          <w:sz w:val="19"/>
+        </w:rPr>
+        <w:t xml:space="preserve"> critic loss </w:t>
+      </w:r>
+      <w:r>
+        <w:rPr>
+          <w:rFonts w:ascii="Tahoma" w:hAnsi="Tahoma" w:cs="Tahoma"/>
+          <w:sz w:val="19"/>
+        </w:rPr>
+        <w:t>起手即达</w:t>
+      </w:r>
+      <w:r>
+        <w:rPr>
+          <w:rFonts w:ascii="Tahoma" w:hAnsi="Tahoma" w:cs="Tahoma"/>
+          <w:sz w:val="19"/>
+        </w:rPr>
+        <w:t xml:space="preserve"> 5×10⁴ </w:t>
+      </w:r>
+      <w:r>
+        <w:rPr>
+          <w:rFonts w:ascii="Tahoma" w:hAnsi="Tahoma" w:cs="Tahoma"/>
+          <w:sz w:val="19"/>
+        </w:rPr>
+        <w:t>的直接原因。</w:t>
       </w:r>
     </w:p>
     <w:p>
@@ -726,25 +3282,157 @@
           <w:sz w:val="19"/>
         </w:rPr>
       </w:pPr>
-      <w:r>
-        <w:rPr>
-          <w:rFonts w:ascii="Tahoma" w:hAnsi="Tahoma" w:cs="Tahoma"/>
-          <w:sz w:val="19"/>
-        </w:rPr>
-        <w:t xml:space="preserve">负结果与自我批判：</w:t>
-      </w:r>
-      <w:r>
-        <w:rPr>
-          <w:rFonts w:ascii="Tahoma" w:hAnsi="Tahoma" w:cs="Tahoma"/>
-          <w:sz w:val="19"/>
-        </w:rPr>
-        <w:t xml:space="preserve">去掉单调约束的 non-monotonic mixer 持续梯度爆炸、未在预算内收敛，如实写入论文；进一步指出三个 learner 实际都只产出一个共享的标量 advantage，故分解的收益来自表示与梯度路径，而非真正的 per-agent credit assignment；2026 年整理为可复现仓库（修正合作边界、锁定 CPU 依赖、补 pytest 与 CI）。</w:t>
+      <w:proofErr w:type="gramStart"/>
+      <w:r>
+        <w:rPr>
+          <w:rFonts w:ascii="Tahoma" w:hAnsi="Tahoma" w:cs="Tahoma"/>
+          <w:sz w:val="19"/>
+        </w:rPr>
+        <w:t>负结果</w:t>
+      </w:r>
+      <w:proofErr w:type="gramEnd"/>
+      <w:r>
+        <w:rPr>
+          <w:rFonts w:ascii="Tahoma" w:hAnsi="Tahoma" w:cs="Tahoma"/>
+          <w:sz w:val="19"/>
+        </w:rPr>
+        <w:t>与自我批判：去掉单调约束的</w:t>
+      </w:r>
+      <w:r>
+        <w:rPr>
+          <w:rFonts w:ascii="Tahoma" w:hAnsi="Tahoma" w:cs="Tahoma"/>
+          <w:sz w:val="19"/>
+        </w:rPr>
+        <w:t xml:space="preserve"> non-monotonic mixer </w:t>
+      </w:r>
+      <w:r>
+        <w:rPr>
+          <w:rFonts w:ascii="Tahoma" w:hAnsi="Tahoma" w:cs="Tahoma"/>
+          <w:sz w:val="19"/>
+        </w:rPr>
+        <w:t>持续梯度爆炸、未在预算内收敛，如实写入论文；进一步指出三个</w:t>
+      </w:r>
+      <w:r>
+        <w:rPr>
+          <w:rFonts w:ascii="Tahoma" w:hAnsi="Tahoma" w:cs="Tahoma"/>
+          <w:sz w:val="19"/>
+        </w:rPr>
+        <w:t xml:space="preserve"> learner </w:t>
+      </w:r>
+      <w:r>
+        <w:rPr>
+          <w:rFonts w:ascii="Tahoma" w:hAnsi="Tahoma" w:cs="Tahoma"/>
+          <w:sz w:val="19"/>
+        </w:rPr>
+        <w:t>实际都只产出一个共享的标量</w:t>
+      </w:r>
+      <w:r>
+        <w:rPr>
+          <w:rFonts w:ascii="Tahoma" w:hAnsi="Tahoma" w:cs="Tahoma"/>
+          <w:sz w:val="19"/>
+        </w:rPr>
+        <w:t xml:space="preserve"> advantage</w:t>
+      </w:r>
+      <w:r>
+        <w:rPr>
+          <w:rFonts w:ascii="Tahoma" w:hAnsi="Tahoma" w:cs="Tahoma"/>
+          <w:sz w:val="19"/>
+        </w:rPr>
+        <w:t>，故分解的收益来自表示与梯度路径，而非真正的</w:t>
+      </w:r>
+      <w:r>
+        <w:rPr>
+          <w:rFonts w:ascii="Tahoma" w:hAnsi="Tahoma" w:cs="Tahoma"/>
+          <w:sz w:val="19"/>
+        </w:rPr>
+        <w:t xml:space="preserve"> per-agent credit assignment</w:t>
+      </w:r>
+      <w:r>
+        <w:rPr>
+          <w:rFonts w:ascii="Tahoma" w:hAnsi="Tahoma" w:cs="Tahoma"/>
+          <w:sz w:val="19"/>
+        </w:rPr>
+        <w:t>；</w:t>
+      </w:r>
+      <w:r>
+        <w:rPr>
+          <w:rFonts w:ascii="Tahoma" w:hAnsi="Tahoma" w:cs="Tahoma"/>
+          <w:sz w:val="19"/>
+        </w:rPr>
+        <w:t xml:space="preserve">2026 </w:t>
+      </w:r>
+      <w:r>
+        <w:rPr>
+          <w:rFonts w:ascii="Tahoma" w:hAnsi="Tahoma" w:cs="Tahoma"/>
+          <w:sz w:val="19"/>
+        </w:rPr>
+        <w:t>年整理为可复现仓库（修正合作边界、锁定</w:t>
+      </w:r>
+      <w:r>
+        <w:rPr>
+          <w:rFonts w:ascii="Tahoma" w:hAnsi="Tahoma" w:cs="Tahoma"/>
+          <w:sz w:val="19"/>
+        </w:rPr>
+        <w:t xml:space="preserve"> CPU </w:t>
+      </w:r>
+      <w:r>
+        <w:rPr>
+          <w:rFonts w:ascii="Tahoma" w:hAnsi="Tahoma" w:cs="Tahoma"/>
+          <w:sz w:val="19"/>
+        </w:rPr>
+        <w:t>依赖、补</w:t>
+      </w:r>
+      <w:r>
+        <w:rPr>
+          <w:rFonts w:ascii="Tahoma" w:hAnsi="Tahoma" w:cs="Tahoma"/>
+          <w:sz w:val="19"/>
+        </w:rPr>
+        <w:t xml:space="preserve"> </w:t>
+      </w:r>
+      <w:proofErr w:type="spellStart"/>
+      <w:r>
+        <w:rPr>
+          <w:rFonts w:ascii="Tahoma" w:hAnsi="Tahoma" w:cs="Tahoma"/>
+          <w:sz w:val="19"/>
+        </w:rPr>
+        <w:t>pytest</w:t>
+      </w:r>
+      <w:proofErr w:type="spellEnd"/>
+      <w:r>
+        <w:rPr>
+          <w:rFonts w:ascii="Tahoma" w:hAnsi="Tahoma" w:cs="Tahoma"/>
+          <w:sz w:val="19"/>
+        </w:rPr>
+        <w:t xml:space="preserve"> </w:t>
+      </w:r>
+      <w:r>
+        <w:rPr>
+          <w:rFonts w:ascii="Tahoma" w:hAnsi="Tahoma" w:cs="Tahoma"/>
+          <w:sz w:val="19"/>
+        </w:rPr>
+        <w:t>与</w:t>
+      </w:r>
+      <w:r>
+        <w:rPr>
+          <w:rFonts w:ascii="Tahoma" w:hAnsi="Tahoma" w:cs="Tahoma"/>
+          <w:sz w:val="19"/>
+        </w:rPr>
+        <w:t xml:space="preserve"> CI</w:t>
+      </w:r>
+      <w:r>
+        <w:rPr>
+          <w:rFonts w:ascii="Tahoma" w:hAnsi="Tahoma" w:cs="Tahoma"/>
+          <w:sz w:val="19"/>
+        </w:rPr>
+        <w:t>）。</w:t>
       </w:r>
     </w:p>
     <w:p>
       <w:pPr>
-        <w:rPr>
-          <w:sz w:val="12"/>
+        <w:ind w:left="720"/>
+        <w:rPr>
+          <w:rFonts w:ascii="Tahoma" w:hAnsi="Tahoma" w:cs="Tahoma" w:hint="eastAsia"/>
+          <w:sz w:val="19"/>
         </w:rPr>
       </w:pPr>
     </w:p>
@@ -752,150 +3440,32 @@
       <w:pPr>
         <w:rPr>
           <w:rFonts w:ascii="Tahoma" w:hAnsi="Tahoma" w:cs="Tahoma"/>
-          <w:b/>
-          <w:bCs/>
-          <w:sz w:val="24"/>
-          <w:szCs w:val="24"/>
-        </w:rPr>
-      </w:pPr>
-      <w:r>
-        <w:rPr>
-          <w:rFonts w:ascii="Tahoma" w:hAnsi="Tahoma" w:cs="Tahoma"/>
-          <w:b/>
-          <w:bCs/>
-          <w:sz w:val="24"/>
-          <w:szCs w:val="24"/>
-        </w:rPr>
-        <w:t>技术能力</w:t>
-      </w:r>
+          <w:szCs w:val="21"/>
+        </w:rPr>
+      </w:pPr>
+      <w:r>
+        <w:rPr>
+          <w:rFonts w:ascii="Tahoma" w:hAnsi="Tahoma" w:cs="Tahoma"/>
+          <w:b/>
+          <w:bCs/>
+          <w:szCs w:val="21"/>
+        </w:rPr>
+        <w:t>论文发表：</w:t>
+      </w:r>
+      <w:r>
+        <w:rPr>
+          <w:rFonts w:ascii="Tahoma" w:hAnsi="Tahoma" w:cs="Tahoma"/>
+          <w:szCs w:val="21"/>
+        </w:rPr>
+        <w:t>Li, Leyan. Convolutional Neural Networks Based Medical Image Analysis. EMITI 2024.</w:t>
+      </w:r>
+      <w:bookmarkEnd w:id="1"/>
     </w:p>
-    <w:p>
-      <w:pPr>
-        <w:rPr>
-          <w:rFonts w:ascii="Tahoma" w:hAnsi="Tahoma" w:cs="Tahoma"/>
-          <w:szCs w:val="21"/>
-        </w:rPr>
-      </w:pPr>
-      <w:r>
-        <w:rPr>
-          <w:rFonts w:ascii="Tahoma" w:hAnsi="Tahoma" w:cs="Tahoma"/>
-          <w:b/>
-          <w:bCs/>
-          <w:szCs w:val="21"/>
-        </w:rPr>
-        <w:t xml:space="preserve">编程与工程</w:t>
-      </w:r>
-      <w:r>
-        <w:rPr>
-          <w:rFonts w:ascii="Tahoma" w:hAnsi="Tahoma" w:cs="Tahoma"/>
-          <w:szCs w:val="21"/>
-        </w:rPr>
-        <w:t xml:space="preserve">：Python、C/C++、SQL；Linux、Bash、Git、pytest，了解 Docker；具备用自动化脚本管理实验并构建可复现流程的经验。</w:t>
-      </w:r>
-    </w:p>
-    <w:p>
-      <w:pPr>
-        <w:rPr>
-          <w:rFonts w:ascii="Tahoma" w:hAnsi="Tahoma" w:cs="Tahoma"/>
-          <w:szCs w:val="21"/>
-        </w:rPr>
-      </w:pPr>
-      <w:r>
-        <w:rPr>
-          <w:rFonts w:ascii="Tahoma" w:hAnsi="Tahoma" w:cs="Tahoma"/>
-          <w:b/>
-          <w:bCs/>
-          <w:szCs w:val="21"/>
-        </w:rPr>
-        <w:t xml:space="preserve">AI Agent 与 LLM 应用</w:t>
-      </w:r>
-      <w:r>
-        <w:rPr>
-          <w:rFonts w:ascii="Tahoma" w:hAnsi="Tahoma" w:cs="Tahoma"/>
-          <w:szCs w:val="21"/>
-        </w:rPr>
-        <w:t xml:space="preserve">：tool calling 与 function calling schema 设计、意图路由与追问 / 拒答策略、防御式解析与依赖注入、离线评测集设计与消融实验；实现 IDF 加权词法检索并刻意未引入向量检索（结构化数据由 SQL 查询更准确、更可验证），了解向量路线（embedding、FAISS / Chroma、top-k 检索）及两者取舍。</w:t>
-      </w:r>
-    </w:p>
-    <w:p>
-      <w:pPr>
-        <w:rPr>
-          <w:rFonts w:ascii="Tahoma" w:hAnsi="Tahoma" w:cs="Tahoma"/>
-          <w:szCs w:val="21"/>
-        </w:rPr>
-      </w:pPr>
-      <w:r>
-        <w:rPr>
-          <w:rFonts w:ascii="Tahoma" w:hAnsi="Tahoma" w:cs="Tahoma"/>
-          <w:b/>
-          <w:bCs/>
-          <w:szCs w:val="21"/>
-        </w:rPr>
-        <w:t xml:space="preserve">后端与数据库</w:t>
-      </w:r>
-      <w:r>
-        <w:rPr>
-          <w:rFonts w:ascii="Tahoma" w:hAnsi="Tahoma" w:cs="Tahoma"/>
-          <w:szCs w:val="21"/>
-        </w:rPr>
-        <w:t xml:space="preserve">：实做 FastAPI 接口层（校验、异常到状态码映射、trace_id 日志）；了解 REST / HTTP、限流与幂等性；SQLite / MySQL 索引、事务与查询优化，了解 Redis 缓存与 TTL。</w:t>
-      </w:r>
-    </w:p>
-    <w:p>
-      <w:pPr>
-        <w:rPr>
-          <w:rFonts w:ascii="Tahoma" w:hAnsi="Tahoma" w:cs="Tahoma"/>
-          <w:szCs w:val="21"/>
-        </w:rPr>
-      </w:pPr>
-      <w:r>
-        <w:rPr>
-          <w:rFonts w:ascii="Tahoma" w:hAnsi="Tahoma" w:cs="Tahoma"/>
-          <w:b/>
-          <w:bCs/>
-          <w:szCs w:val="21"/>
-        </w:rPr>
-        <w:t xml:space="preserve">机器学习与高性能计算</w:t>
-      </w:r>
-      <w:r>
-        <w:rPr>
-          <w:rFonts w:ascii="Tahoma" w:hAnsi="Tahoma" w:cs="Tahoma"/>
-          <w:szCs w:val="21"/>
-        </w:rPr>
-        <w:t xml:space="preserve">：熟悉 PyTorch 与 Pandas / NumPy / Matplotlib，具备深度学习与多智能体强化学习的实现与评估经验；MPI、OpenMP、PETSc、Slurm，具备 ARCHER2 超算上的并行实验与性能评估经验。</w:t>
-      </w:r>
-    </w:p>
-    <w:p>
-      <w:pPr>
-        <w:rPr>
-          <w:rFonts w:ascii="Tahoma" w:hAnsi="Tahoma" w:cs="Tahoma"/>
-          <w:szCs w:val="21"/>
-        </w:rPr>
-      </w:pPr>
-      <w:r>
-        <w:rPr>
-          <w:rFonts w:ascii="Tahoma" w:hAnsi="Tahoma" w:cs="Tahoma"/>
-          <w:b/>
-          <w:bCs/>
-          <w:szCs w:val="21"/>
-        </w:rPr>
-        <w:t xml:space="preserve">论文发表：</w:t>
-      </w:r>
-      <w:r>
-        <w:rPr>
-          <w:rFonts w:ascii="Tahoma" w:hAnsi="Tahoma" w:cs="Tahoma"/>
-          <w:szCs w:val="21"/>
-        </w:rPr>
-        <w:t xml:space="preserve">Li, Leyan. Convolutional Neural Networks Based Medical Image Analysis. EMITI 2024.</w:t>
-      </w:r>
-    </w:p>
-    <w:bookmarkEnd w:id="1"/>
-    <w:p/>
     <w:sectPr>
       <w:pgSz w:w="11906" w:h="16838"/>
       <w:pgMar w:top="227" w:right="284" w:bottom="227" w:left="284" w:header="851" w:footer="992" w:gutter="0"/>
       <w:cols w:space="425"/>
-      <w:docGrid w:type="none" w:linePitch="312"/>
+      <w:docGrid w:linePitch="312"/>
     </w:sectPr>
   </w:body>
 </w:document>
@@ -941,6 +3511,11 @@
 
 <file path=word/numbering.xml><?xml version="1.0" encoding="utf-8"?>
 <w:numbering xmlns:wpc="http://schemas.microsoft.com/office/word/2010/wordprocessingCanvas" xmlns:cx="http://schemas.microsoft.com/office/drawing/2014/chartex" xmlns:cx1="http://schemas.microsoft.com/office/drawing/2015/9/8/chartex" xmlns:cx2="http://schemas.microsoft.com/office/drawing/2015/10/21/chartex" xmlns:cx3="http://schemas.microsoft.com/office/drawing/2016/5/9/chartex" xmlns:cx4="http://schemas.microsoft.com/office/drawing/2016/5/10/chartex" xmlns:cx5="http://schemas.microsoft.com/office/drawing/2016/5/11/chartex" xmlns:cx6="http://schemas.microsoft.com/office/drawing/2016/5/12/chartex" xmlns:cx7="http://schemas.microsoft.com/office/drawing/2016/5/13/chartex" xmlns:cx8="http://schemas.microsoft.com/office/drawing/2016/5/14/chartex" xmlns:mc="http://schemas.openxmlformats.org/markup-compatibility/2006" xmlns:aink="http://schemas.microsoft.com/office/drawing/2016/ink" xmlns:am3d="http://schemas.microsoft.com/office/drawing/2017/model3d" xmlns:o="urn:schemas-microsoft-com:office:office" xmlns:oel="http://schemas.microsoft.com/office/2019/extlst" xmlns:r="http://schemas.openxmlformats.org/officeDocument/2006/relationships" xmlns:m="http://schemas.openxmlformats.org/officeDocument/2006/math" xmlns:v="urn:schemas-microsoft-com:vml" xmlns:wp14="http://schemas.microsoft.com/office/word/2010/wordprocessingDrawing" xmlns:wp="http://schemas.openxmlformats.org/drawingml/2006/wordprocessingDrawing" xmlns:w10="urn:schemas-microsoft-com:office:word" xmlns:w="http://schemas.openxmlformats.org/wordprocessingml/2006/main" xmlns:w14="http://schemas.microsoft.com/office/word/2010/wordml" xmlns:w15="http://schemas.microsoft.com/office/word/2012/wordml" xmlns:w16cex="http://schemas.microsoft.com/office/word/2018/wordml/cex" xmlns:w16cid="http://schemas.microsoft.com/office/word/2016/wordml/cid" xmlns:w16="http://schemas.microsoft.com/office/word/2018/wordml" xmlns:w16du="http://schemas.microsoft.com/office/word/2023/wordml/word16du" xmlns:w16sdtdh="http://schemas.microsoft.com/office/word/2020/wordml/sdtdatahash" xmlns:w16sdtfl="http://schemas.microsoft.com/office/word/2024/wordml/sdtformatlock" xmlns:w16se="http://schemas.microsoft.com/office/word/2015/wordml/symex" xmlns:wpg="http://schemas.microsoft.com/office/word/2010/wordprocessingGroup" xmlns:wpi="http://schemas.microsoft.com/office/word/2010/wordprocessingInk" xmlns:wne="http://schemas.microsoft.com/office/word/2006/wordml" xmlns:wps="http://schemas.microsoft.com/office/word/2010/wordprocessingShape" mc:Ignorable="w14 w15 w16se w16cid w16 w16cex w16sdtdh w16sdtfl w16du wp14">
+  <w:numPicBullet w:numPicBulletId="0">
+    <w:pict>
+      <v:rect id="_x0000_i1035" style="width:0;height:1.5pt" o:hralign="center" o:bullet="t" o:hrstd="t" o:hr="t" fillcolor="#a0a0a0" stroked="f"/>
+    </w:pict>
+  </w:numPicBullet>
   <w:abstractNum w:abstractNumId="0" w15:restartNumberingAfterBreak="0">
     <w:nsid w:val="0C19522A"/>
     <w:multiLevelType w:val="multilevel"/>
